--- a/Report_Lab09.docx
+++ b/Report_Lab09.docx
@@ -13,7 +13,6 @@
           <w:lang w:val="ru-RU"/>
         </w:rPr>
       </w:pPr>
-      <w:bookmarkStart w:id="0" w:name="_GoBack"/>
       <w:r>
         <w:rPr>
           <w:rFonts w:ascii="Times New Roman" w:hAnsi="Times New Roman" w:cs="Times New Roman"/>
@@ -107,7 +106,16 @@
           <w:szCs w:val="24"/>
           <w:lang w:val="ru-RU"/>
         </w:rPr>
-        <w:t>до лабораторної роботи №8</w:t>
+        <w:t>до лабораторної роботи №</w:t>
+      </w:r>
+      <w:r>
+        <w:rPr>
+          <w:rFonts w:ascii="Times New Roman" w:hAnsi="Times New Roman" w:cs="Times New Roman"/>
+          <w:sz w:val="24"/>
+          <w:szCs w:val="24"/>
+          <w:lang w:val="ru-RU"/>
+        </w:rPr>
+        <w:t>9</w:t>
       </w:r>
     </w:p>
     <w:p>
@@ -128,7 +136,35 @@
           <w:szCs w:val="24"/>
           <w:lang w:val="ru-RU"/>
         </w:rPr>
-        <w:t>«Мережеве та асинхронне програмування. REST API»</w:t>
+        <w:t>«</w:t>
+      </w:r>
+      <w:r>
+        <w:rPr>
+          <w:rFonts w:ascii="Times New Roman" w:hAnsi="Times New Roman" w:cs="Times New Roman"/>
+          <w:bCs/>
+          <w:sz w:val="24"/>
+          <w:szCs w:val="24"/>
+        </w:rPr>
+        <w:t>Паралельність, багатопроцесність та оптимізація</w:t>
+      </w:r>
+      <w:r>
+        <w:rPr>
+          <w:rFonts w:ascii="Times New Roman" w:hAnsi="Times New Roman" w:cs="Times New Roman"/>
+          <w:sz w:val="24"/>
+          <w:szCs w:val="24"/>
+        </w:rPr>
+        <w:t> </w:t>
+      </w:r>
+      <w:bookmarkStart w:id="0" w:name="_GoBack"/>
+      <w:bookmarkEnd w:id="0"/>
+      <w:r>
+        <w:rPr>
+          <w:rFonts w:ascii="Times New Roman" w:hAnsi="Times New Roman" w:cs="Times New Roman"/>
+          <w:sz w:val="24"/>
+          <w:szCs w:val="24"/>
+          <w:lang w:val="ru-RU"/>
+        </w:rPr>
+        <w:t>»</w:t>
       </w:r>
     </w:p>
     <w:p>
@@ -341,7 +377,6 @@
     <w:p>
       <w:pPr>
         <w:pStyle w:val="1"/>
-        <w:jc w:val="center"/>
         <w:rPr>
           <w:rFonts w:ascii="Times New Roman" w:hAnsi="Times New Roman" w:cs="Times New Roman"/>
           <w:sz w:val="24"/>
@@ -378,17 +413,7 @@
           <w:szCs w:val="24"/>
           <w:lang w:val="ru-RU"/>
         </w:rPr>
-        <w:t>Паралельність, багатопроцесність та оптимізація: профілювання та експериментальне прискорення проєкту «Система обліку книг»</w:t>
-      </w:r>
-      <w:r>
-        <w:rPr>
-          <w:rFonts w:ascii="Times New Roman" w:hAnsi="Times New Roman" w:cs="Times New Roman"/>
-          <w:b/>
-          <w:sz w:val="24"/>
-          <w:szCs w:val="24"/>
-          <w:lang w:val="ru-RU"/>
-        </w:rPr>
-        <w:t>.</w:t>
+        <w:t>Паралельність, багатопроцесність та оптимізація: профілювання та експериментальне прискорення проєкту «Система обліку книг».</w:t>
       </w:r>
     </w:p>
     <w:p>
@@ -689,7 +714,36 @@
           <w:sz w:val="24"/>
           <w:szCs w:val="24"/>
         </w:rPr>
-        <w:t>Proce</w:t>
+        <w:t>ProcessPoolExecutor</w:t>
+      </w:r>
+      <w:r>
+        <w:rPr>
+          <w:rFonts w:ascii="Times New Roman" w:hAnsi="Times New Roman" w:cs="Times New Roman"/>
+          <w:b/>
+          <w:sz w:val="24"/>
+          <w:szCs w:val="24"/>
+          <w:lang w:val="ru-RU"/>
+        </w:rPr>
+        <w:t>. Навчитися виявляти вузькі місця (</w:t>
+      </w:r>
+      <w:r>
+        <w:rPr>
+          <w:rFonts w:ascii="Times New Roman" w:hAnsi="Times New Roman" w:cs="Times New Roman"/>
+          <w:b/>
+          <w:sz w:val="24"/>
+          <w:szCs w:val="24"/>
+        </w:rPr>
+        <w:t>bottlenecks</w:t>
+      </w:r>
+      <w:r>
+        <w:rPr>
+          <w:rFonts w:ascii="Times New Roman" w:hAnsi="Times New Roman" w:cs="Times New Roman"/>
+          <w:b/>
+          <w:sz w:val="24"/>
+          <w:szCs w:val="24"/>
+          <w:lang w:val="ru-RU"/>
+        </w:rPr>
+        <w:t xml:space="preserve">) за допомогою </w:t>
       </w:r>
       <w:r>
         <w:rPr>
@@ -699,36 +753,17 @@
           <w:sz w:val="24"/>
           <w:szCs w:val="24"/>
         </w:rPr>
-        <w:t>ssPoolExecutor</w:t>
-      </w:r>
-      <w:r>
-        <w:rPr>
-          <w:rFonts w:ascii="Times New Roman" w:hAnsi="Times New Roman" w:cs="Times New Roman"/>
-          <w:b/>
-          <w:sz w:val="24"/>
-          <w:szCs w:val="24"/>
-          <w:lang w:val="ru-RU"/>
-        </w:rPr>
-        <w:t>. Навчитися виявляти вузькі місця (</w:t>
-      </w:r>
-      <w:r>
-        <w:rPr>
-          <w:rFonts w:ascii="Times New Roman" w:hAnsi="Times New Roman" w:cs="Times New Roman"/>
-          <w:b/>
-          <w:sz w:val="24"/>
-          <w:szCs w:val="24"/>
-        </w:rPr>
-        <w:t>bottlenecks</w:t>
-      </w:r>
-      <w:r>
-        <w:rPr>
-          <w:rFonts w:ascii="Times New Roman" w:hAnsi="Times New Roman" w:cs="Times New Roman"/>
-          <w:b/>
-          <w:sz w:val="24"/>
-          <w:szCs w:val="24"/>
-          <w:lang w:val="ru-RU"/>
-        </w:rPr>
-        <w:t xml:space="preserve">) за допомогою </w:t>
+        <w:t>timeit</w:t>
+      </w:r>
+      <w:r>
+        <w:rPr>
+          <w:rFonts w:ascii="Times New Roman" w:hAnsi="Times New Roman" w:cs="Times New Roman"/>
+          <w:b/>
+          <w:sz w:val="24"/>
+          <w:szCs w:val="24"/>
+          <w:lang w:val="ru-RU"/>
+        </w:rPr>
+        <w:t>/</w:t>
       </w:r>
       <w:r>
         <w:rPr>
@@ -738,17 +773,7 @@
           <w:sz w:val="24"/>
           <w:szCs w:val="24"/>
         </w:rPr>
-        <w:t>timeit</w:t>
-      </w:r>
-      <w:r>
-        <w:rPr>
-          <w:rFonts w:ascii="Times New Roman" w:hAnsi="Times New Roman" w:cs="Times New Roman"/>
-          <w:b/>
-          <w:sz w:val="24"/>
-          <w:szCs w:val="24"/>
-          <w:lang w:val="ru-RU"/>
-        </w:rPr>
-        <w:t>/</w:t>
+        <w:t>perf</w:t>
       </w:r>
       <w:r>
         <w:rPr>
@@ -757,8 +782,9 @@
           <w:b/>
           <w:sz w:val="24"/>
           <w:szCs w:val="24"/>
-        </w:rPr>
-        <w:t>perf</w:t>
+          <w:lang w:val="ru-RU"/>
+        </w:rPr>
+        <w:t>_</w:t>
       </w:r>
       <w:r>
         <w:rPr>
@@ -767,9 +793,18 @@
           <w:b/>
           <w:sz w:val="24"/>
           <w:szCs w:val="24"/>
-          <w:lang w:val="ru-RU"/>
-        </w:rPr>
-        <w:t>_</w:t>
+        </w:rPr>
+        <w:t>counter</w:t>
+      </w:r>
+      <w:r>
+        <w:rPr>
+          <w:rFonts w:ascii="Times New Roman" w:hAnsi="Times New Roman" w:cs="Times New Roman"/>
+          <w:b/>
+          <w:sz w:val="24"/>
+          <w:szCs w:val="24"/>
+          <w:lang w:val="ru-RU"/>
+        </w:rPr>
+        <w:t xml:space="preserve">, </w:t>
       </w:r>
       <w:r>
         <w:rPr>
@@ -779,17 +814,17 @@
           <w:sz w:val="24"/>
           <w:szCs w:val="24"/>
         </w:rPr>
-        <w:t>counter</w:t>
-      </w:r>
-      <w:r>
-        <w:rPr>
-          <w:rFonts w:ascii="Times New Roman" w:hAnsi="Times New Roman" w:cs="Times New Roman"/>
-          <w:b/>
-          <w:sz w:val="24"/>
-          <w:szCs w:val="24"/>
-          <w:lang w:val="ru-RU"/>
-        </w:rPr>
-        <w:t xml:space="preserve">, </w:t>
+        <w:t>cProfile</w:t>
+      </w:r>
+      <w:r>
+        <w:rPr>
+          <w:rFonts w:ascii="Times New Roman" w:hAnsi="Times New Roman" w:cs="Times New Roman"/>
+          <w:b/>
+          <w:sz w:val="24"/>
+          <w:szCs w:val="24"/>
+          <w:lang w:val="ru-RU"/>
+        </w:rPr>
+        <w:t xml:space="preserve"> і </w:t>
       </w:r>
       <w:r>
         <w:rPr>
@@ -799,26 +834,6 @@
           <w:sz w:val="24"/>
           <w:szCs w:val="24"/>
         </w:rPr>
-        <w:t>cProfile</w:t>
-      </w:r>
-      <w:r>
-        <w:rPr>
-          <w:rFonts w:ascii="Times New Roman" w:hAnsi="Times New Roman" w:cs="Times New Roman"/>
-          <w:b/>
-          <w:sz w:val="24"/>
-          <w:szCs w:val="24"/>
-          <w:lang w:val="ru-RU"/>
-        </w:rPr>
-        <w:t xml:space="preserve"> і </w:t>
-      </w:r>
-      <w:r>
-        <w:rPr>
-          <w:rStyle w:val="CodeChar"/>
-          <w:rFonts w:ascii="Times New Roman" w:hAnsi="Times New Roman" w:cs="Times New Roman"/>
-          <w:b/>
-          <w:sz w:val="24"/>
-          <w:szCs w:val="24"/>
-        </w:rPr>
         <w:t>tracemalloc</w:t>
       </w:r>
       <w:r>
@@ -867,37 +882,7 @@
           <w:szCs w:val="24"/>
           <w:lang w:val="ru-RU"/>
         </w:rPr>
-        <w:t xml:space="preserve"> для уникнення повторних дорогих обчислень. Основна мета — не просто використати засоби п</w:t>
-      </w:r>
-      <w:r>
-        <w:rPr>
-          <w:rFonts w:ascii="Times New Roman" w:hAnsi="Times New Roman" w:cs="Times New Roman"/>
-          <w:b/>
-          <w:sz w:val="24"/>
-          <w:szCs w:val="24"/>
-          <w:lang w:val="ru-RU"/>
-        </w:rPr>
-        <w:t xml:space="preserve">аралельності, а </w:t>
-      </w:r>
-      <w:r>
-        <w:rPr>
-          <w:rFonts w:ascii="Times New Roman" w:hAnsi="Times New Roman" w:cs="Times New Roman"/>
-          <w:b/>
-          <w:sz w:val="24"/>
-          <w:szCs w:val="24"/>
-          <w:lang w:val="ru-RU"/>
-        </w:rPr>
-        <w:t>експериментально визначити</w:t>
-      </w:r>
-      <w:r>
-        <w:rPr>
-          <w:rFonts w:ascii="Times New Roman" w:hAnsi="Times New Roman" w:cs="Times New Roman"/>
-          <w:b/>
-          <w:sz w:val="24"/>
-          <w:szCs w:val="24"/>
-          <w:lang w:val="ru-RU"/>
-        </w:rPr>
-        <w:t>, який спосіб оптимізації справді прискорює конкретну операцію проєкту.</w:t>
+        <w:t xml:space="preserve"> для уникнення повторних дорогих обчислень. Основна мета — не просто використати засоби паралельності, а експериментально визначити, який спосіб оптимізації справді прискорює конкретну операцію проєкту.</w:t>
       </w:r>
     </w:p>
     <w:p>
@@ -958,16 +943,7 @@
           <w:szCs w:val="24"/>
           <w:lang w:val="ru-RU"/>
         </w:rPr>
-        <w:t>5. Постановка з</w:t>
-      </w:r>
-      <w:r>
-        <w:rPr>
-          <w:rFonts w:ascii="Times New Roman" w:hAnsi="Times New Roman" w:cs="Times New Roman"/>
-          <w:sz w:val="24"/>
-          <w:szCs w:val="24"/>
-          <w:lang w:val="ru-RU"/>
-        </w:rPr>
-        <w:t>адачі</w:t>
+        <w:t>5. Постановка задачі</w:t>
       </w:r>
     </w:p>
     <w:p>
@@ -1014,17 +990,7 @@
           <w:szCs w:val="24"/>
           <w:lang w:val="ru-RU"/>
         </w:rPr>
-        <w:t>зберегти базові можливості: додавання книги, пошук за автором, фільтрація за роком, визначення книги з найбільшою кількістю сторінок, середня кількіс</w:t>
-      </w:r>
-      <w:r>
-        <w:rPr>
-          <w:rFonts w:ascii="Times New Roman" w:hAnsi="Times New Roman" w:cs="Times New Roman"/>
-          <w:b/>
-          <w:sz w:val="24"/>
-          <w:szCs w:val="24"/>
-          <w:lang w:val="ru-RU"/>
-        </w:rPr>
-        <w:t>ть сторінок;</w:t>
+        <w:t>зберегти базові можливості: додавання книги, пошук за автором, фільтрація за роком, визначення книги з найбільшою кількістю сторінок, середня кількість сторінок;</w:t>
       </w:r>
     </w:p>
     <w:p>
@@ -1130,16 +1096,7 @@
           <w:sz w:val="24"/>
           <w:szCs w:val="24"/>
         </w:rPr>
-        <w:t>proces</w:t>
-      </w:r>
-      <w:r>
-        <w:rPr>
-          <w:rFonts w:ascii="Times New Roman" w:hAnsi="Times New Roman" w:cs="Times New Roman"/>
-          <w:b/>
-          <w:sz w:val="24"/>
-          <w:szCs w:val="24"/>
-        </w:rPr>
-        <w:t>sing</w:t>
+        <w:t>processing</w:t>
       </w:r>
       <w:r>
         <w:rPr>
@@ -1412,17 +1369,7 @@
           <w:szCs w:val="24"/>
           <w:lang w:val="ru-RU"/>
         </w:rPr>
-        <w:t xml:space="preserve"> </w:t>
-      </w:r>
-      <w:r>
-        <w:rPr>
-          <w:rFonts w:ascii="Times New Roman" w:hAnsi="Times New Roman" w:cs="Times New Roman"/>
-          <w:b/>
-          <w:sz w:val="24"/>
-          <w:szCs w:val="24"/>
-          <w:lang w:val="ru-RU"/>
-        </w:rPr>
-        <w:t>після зміни каталогу;</w:t>
+        <w:t xml:space="preserve"> після зміни каталогу;</w:t>
       </w:r>
     </w:p>
     <w:p>
@@ -1914,16 +1861,7 @@
           <w:sz w:val="24"/>
           <w:szCs w:val="24"/>
         </w:rPr>
-        <w:t>man</w:t>
-      </w:r>
-      <w:r>
-        <w:rPr>
-          <w:rFonts w:ascii="Times New Roman" w:hAnsi="Times New Roman" w:cs="Times New Roman"/>
-          <w:b/>
-          <w:sz w:val="24"/>
-          <w:szCs w:val="24"/>
-        </w:rPr>
-        <w:t>ager</w:t>
+        <w:t>manager</w:t>
       </w:r>
       <w:r>
         <w:rPr>
@@ -2328,17 +2266,7 @@
           <w:szCs w:val="24"/>
           <w:lang w:val="ru-RU"/>
         </w:rPr>
-        <w:t xml:space="preserve"> </w:t>
-      </w:r>
-      <w:r>
-        <w:rPr>
-          <w:rFonts w:ascii="Times New Roman" w:hAnsi="Times New Roman" w:cs="Times New Roman"/>
-          <w:b/>
-          <w:sz w:val="24"/>
-          <w:szCs w:val="24"/>
-          <w:lang w:val="ru-RU"/>
-        </w:rPr>
-        <w:t xml:space="preserve">/ </w:t>
+        <w:t xml:space="preserve"> / </w:t>
       </w:r>
       <w:r>
         <w:rPr>
@@ -2760,17 +2688,7 @@
           <w:szCs w:val="24"/>
           <w:lang w:val="ru-RU"/>
         </w:rPr>
-        <w:t>/              #</w:t>
-      </w:r>
-      <w:r>
-        <w:rPr>
-          <w:rFonts w:ascii="Times New Roman" w:hAnsi="Times New Roman" w:cs="Times New Roman"/>
-          <w:b/>
-          <w:sz w:val="24"/>
-          <w:szCs w:val="24"/>
-          <w:lang w:val="ru-RU"/>
-        </w:rPr>
-        <w:t xml:space="preserve"> </w:t>
+        <w:t xml:space="preserve">/              # </w:t>
       </w:r>
       <w:r>
         <w:rPr>
@@ -3179,16 +3097,7 @@
           <w:sz w:val="24"/>
           <w:szCs w:val="24"/>
         </w:rPr>
-        <w:t>C</w:t>
-      </w:r>
-      <w:r>
-        <w:rPr>
-          <w:rFonts w:ascii="Times New Roman" w:hAnsi="Times New Roman" w:cs="Times New Roman"/>
-          <w:b/>
-          <w:sz w:val="24"/>
-          <w:szCs w:val="24"/>
-        </w:rPr>
-        <w:t>PU</w:t>
+        <w:t>CPU</w:t>
       </w:r>
       <w:r>
         <w:rPr>
@@ -3232,14 +3141,25 @@
       </w:pPr>
       <w:bookmarkStart w:id="1" w:name="bongo_lang_python_1"/>
       <w:bookmarkEnd w:id="1"/>
-      <w:r>
-        <w:rPr>
-          <w:rFonts w:ascii="Times New Roman" w:hAnsi="Times New Roman" w:cs="Times New Roman"/>
-          <w:b/>
-          <w:sz w:val="24"/>
-          <w:szCs w:val="24"/>
-        </w:rPr>
-        <w:t>def book_score(pages: int, iterations: int = 30) -&gt; float:</w:t>
+      <w:proofErr w:type="gramStart"/>
+      <w:r>
+        <w:rPr>
+          <w:rFonts w:ascii="Times New Roman" w:hAnsi="Times New Roman" w:cs="Times New Roman"/>
+          <w:b/>
+          <w:sz w:val="24"/>
+          <w:szCs w:val="24"/>
+        </w:rPr>
+        <w:t>def</w:t>
+      </w:r>
+      <w:proofErr w:type="gramEnd"/>
+      <w:r>
+        <w:rPr>
+          <w:rFonts w:ascii="Times New Roman" w:hAnsi="Times New Roman" w:cs="Times New Roman"/>
+          <w:b/>
+          <w:sz w:val="24"/>
+          <w:szCs w:val="24"/>
+        </w:rPr>
+        <w:t xml:space="preserve"> book_score(pages: int, iterations: int = 30) -&gt; float:</w:t>
       </w:r>
       <w:r>
         <w:rPr>
@@ -3279,16 +3199,7 @@
           <w:szCs w:val="24"/>
         </w:rPr>
         <w:br/>
-        <w:t xml:space="preserve">    r</w:t>
-      </w:r>
-      <w:r>
-        <w:rPr>
-          <w:rFonts w:ascii="Times New Roman" w:hAnsi="Times New Roman" w:cs="Times New Roman"/>
-          <w:b/>
-          <w:sz w:val="24"/>
-          <w:szCs w:val="24"/>
-        </w:rPr>
-        <w:t>eturn value</w:t>
+        <w:t xml:space="preserve">    return value</w:t>
       </w:r>
     </w:p>
     <w:p>
@@ -3347,37 +3258,7 @@
           <w:szCs w:val="24"/>
           <w:lang w:val="ru-RU"/>
         </w:rPr>
-        <w:t xml:space="preserve">: </w:t>
-      </w:r>
-      <w:r>
-        <w:rPr>
-          <w:rFonts w:ascii="Times New Roman" w:hAnsi="Times New Roman" w:cs="Times New Roman"/>
-          <w:b/>
-          <w:sz w:val="24"/>
-          <w:szCs w:val="24"/>
-          <w:lang w:val="ru-RU"/>
-        </w:rPr>
-        <w:t>[назва функції]</w:t>
-      </w:r>
-      <w:r>
-        <w:rPr>
-          <w:rFonts w:ascii="Times New Roman" w:hAnsi="Times New Roman" w:cs="Times New Roman"/>
-          <w:b/>
-          <w:sz w:val="24"/>
-          <w:szCs w:val="24"/>
-          <w:lang w:val="ru-RU"/>
-        </w:rPr>
-        <w:t xml:space="preserve">, частка часу — </w:t>
-      </w:r>
-      <w:r>
-        <w:rPr>
-          <w:rFonts w:ascii="Times New Roman" w:hAnsi="Times New Roman" w:cs="Times New Roman"/>
-          <w:b/>
-          <w:sz w:val="24"/>
-          <w:szCs w:val="24"/>
-          <w:lang w:val="ru-RU"/>
-        </w:rPr>
-        <w:t>[</w:t>
+        <w:t>: [назва функції], частка часу — [</w:t>
       </w:r>
       <w:r>
         <w:rPr>
@@ -3396,27 +3277,7 @@
           <w:szCs w:val="24"/>
           <w:lang w:val="ru-RU"/>
         </w:rPr>
-        <w:t>]%</w:t>
-      </w:r>
-      <w:r>
-        <w:rPr>
-          <w:rFonts w:ascii="Times New Roman" w:hAnsi="Times New Roman" w:cs="Times New Roman"/>
-          <w:b/>
-          <w:sz w:val="24"/>
-          <w:szCs w:val="24"/>
-          <w:lang w:val="ru-RU"/>
-        </w:rPr>
-        <w:t xml:space="preserve">. Тип задачі: </w:t>
-      </w:r>
-      <w:r>
-        <w:rPr>
-          <w:rFonts w:ascii="Times New Roman" w:hAnsi="Times New Roman" w:cs="Times New Roman"/>
-          <w:b/>
-          <w:sz w:val="24"/>
-          <w:szCs w:val="24"/>
-          <w:lang w:val="ru-RU"/>
-        </w:rPr>
-        <w:t>[</w:t>
+        <w:t>]%. Тип задачі: [</w:t>
       </w:r>
       <w:r>
         <w:rPr>
@@ -3511,17 +3372,7 @@
           <w:szCs w:val="24"/>
           <w:lang w:val="ru-RU"/>
         </w:rPr>
-        <w:t>]</w:t>
-      </w:r>
-      <w:r>
-        <w:rPr>
-          <w:rFonts w:ascii="Times New Roman" w:hAnsi="Times New Roman" w:cs="Times New Roman"/>
-          <w:b/>
-          <w:sz w:val="24"/>
-          <w:szCs w:val="24"/>
-          <w:lang w:val="ru-RU"/>
-        </w:rPr>
-        <w:t>, оскільки [обґрунтування: функція виконує лише обчислення і не очікує на введення-виведення].</w:t>
+        <w:t>], оскільки [обґрунтування: функція виконує лише обчислення і не очікує на введення-виведення].</w:t>
       </w:r>
     </w:p>
     <w:p>
@@ -3599,17 +3450,7 @@
           <w:szCs w:val="24"/>
           <w:lang w:val="ru-RU"/>
         </w:rPr>
-        <w:t xml:space="preserve"> </w:t>
-      </w:r>
-      <w:r>
-        <w:rPr>
-          <w:rFonts w:ascii="Times New Roman" w:hAnsi="Times New Roman" w:cs="Times New Roman"/>
-          <w:b/>
-          <w:sz w:val="24"/>
-          <w:szCs w:val="24"/>
-          <w:lang w:val="ru-RU"/>
-        </w:rPr>
-        <w:t xml:space="preserve">операцію — читання 8 </w:t>
+        <w:t xml:space="preserve"> операцію — читання 8 </w:t>
       </w:r>
       <w:r>
         <w:rPr>
@@ -4551,23 +4392,15 @@
       </w:pPr>
       <w:bookmarkStart w:id="2" w:name="bongo_lang_python_2"/>
       <w:bookmarkEnd w:id="2"/>
-      <w:r>
-        <w:rPr>
-          <w:rFonts w:ascii="Times New Roman" w:hAnsi="Times New Roman" w:cs="Times New Roman"/>
-          <w:b/>
-          <w:sz w:val="24"/>
-          <w:szCs w:val="24"/>
-        </w:rPr>
-        <w:t>def pages_statistics_python(values: list[int]) -&gt;</w:t>
-      </w:r>
-      <w:r>
-        <w:rPr>
-          <w:rFonts w:ascii="Times New Roman" w:hAnsi="Times New Roman" w:cs="Times New Roman"/>
-          <w:b/>
-          <w:sz w:val="24"/>
-          <w:szCs w:val="24"/>
-        </w:rPr>
-        <w:t xml:space="preserve"> dict[str, float]:</w:t>
+      <w:proofErr w:type="gramStart"/>
+      <w:r>
+        <w:rPr>
+          <w:rFonts w:ascii="Times New Roman" w:hAnsi="Times New Roman" w:cs="Times New Roman"/>
+          <w:b/>
+          <w:sz w:val="24"/>
+          <w:szCs w:val="24"/>
+        </w:rPr>
+        <w:t>def pages_statistics_python(values: list[int]) -&gt; dict[str, float]:</w:t>
       </w:r>
       <w:r>
         <w:rPr>
@@ -4637,16 +4470,7 @@
           <w:szCs w:val="24"/>
         </w:rPr>
         <w:br/>
-        <w:t xml:space="preserve">        "maximum": float(max(values)</w:t>
-      </w:r>
-      <w:r>
-        <w:rPr>
-          <w:rFonts w:ascii="Times New Roman" w:hAnsi="Times New Roman" w:cs="Times New Roman"/>
-          <w:b/>
-          <w:sz w:val="24"/>
-          <w:szCs w:val="24"/>
-        </w:rPr>
-        <w:t>),</w:t>
+        <w:t xml:space="preserve">        "maximum": float(max(values)),</w:t>
       </w:r>
       <w:r>
         <w:rPr>
@@ -4763,16 +4587,7 @@
           <w:szCs w:val="24"/>
         </w:rPr>
         <w:lastRenderedPageBreak/>
-        <w:t>def calculate_scores_sequential(pages, ite</w:t>
-      </w:r>
-      <w:r>
-        <w:rPr>
-          <w:rFonts w:ascii="Times New Roman" w:hAnsi="Times New Roman" w:cs="Times New Roman"/>
-          <w:b/>
-          <w:sz w:val="24"/>
-          <w:szCs w:val="24"/>
-        </w:rPr>
-        <w:t>rations=30):</w:t>
+        <w:t>def calculate_scores_sequential(pages, iterations=30):</w:t>
       </w:r>
       <w:r>
         <w:rPr>
@@ -4784,6 +4599,7 @@
         <w:br/>
         <w:t xml:space="preserve">    return [book_score(value, iterations) for value in pages]</w:t>
       </w:r>
+      <w:proofErr w:type="gramEnd"/>
     </w:p>
     <w:p>
       <w:pPr>
@@ -5024,6 +4840,7 @@
         </w:rPr>
         <w:t>_</w:t>
       </w:r>
+      <w:proofErr w:type="gramStart"/>
       <w:r>
         <w:rPr>
           <w:rStyle w:val="CodeChar"/>
@@ -5043,7 +4860,19 @@
           <w:szCs w:val="24"/>
           <w:lang w:val="ru-RU"/>
         </w:rPr>
-        <w:t>()</w:t>
+        <w:t>(</w:t>
+      </w:r>
+      <w:proofErr w:type="gramEnd"/>
+      <w:r>
+        <w:rPr>
+          <w:rStyle w:val="CodeChar"/>
+          <w:rFonts w:ascii="Times New Roman" w:hAnsi="Times New Roman" w:cs="Times New Roman"/>
+          <w:b/>
+          <w:sz w:val="24"/>
+          <w:szCs w:val="24"/>
+          <w:lang w:val="ru-RU"/>
+        </w:rPr>
+        <w:t>)</w:t>
       </w:r>
       <w:r>
         <w:rPr>
@@ -5106,14 +4935,25 @@
       </w:pPr>
       <w:bookmarkStart w:id="3" w:name="bongo_lang_python_3"/>
       <w:bookmarkEnd w:id="3"/>
-      <w:r>
-        <w:rPr>
-          <w:rFonts w:ascii="Times New Roman" w:hAnsi="Times New Roman" w:cs="Times New Roman"/>
-          <w:b/>
-          <w:sz w:val="24"/>
-          <w:szCs w:val="24"/>
-        </w:rPr>
-        <w:t>def time_runs(function, repeats):</w:t>
+      <w:proofErr w:type="gramStart"/>
+      <w:r>
+        <w:rPr>
+          <w:rFonts w:ascii="Times New Roman" w:hAnsi="Times New Roman" w:cs="Times New Roman"/>
+          <w:b/>
+          <w:sz w:val="24"/>
+          <w:szCs w:val="24"/>
+        </w:rPr>
+        <w:t>def</w:t>
+      </w:r>
+      <w:proofErr w:type="gramEnd"/>
+      <w:r>
+        <w:rPr>
+          <w:rFonts w:ascii="Times New Roman" w:hAnsi="Times New Roman" w:cs="Times New Roman"/>
+          <w:b/>
+          <w:sz w:val="24"/>
+          <w:szCs w:val="24"/>
+        </w:rPr>
+        <w:t xml:space="preserve"> time_runs(function, repeats):</w:t>
       </w:r>
       <w:r>
         <w:rPr>
@@ -5163,16 +5003,7 @@
           <w:szCs w:val="24"/>
         </w:rPr>
         <w:br/>
-        <w:t xml:space="preserve">  </w:t>
-      </w:r>
-      <w:r>
-        <w:rPr>
-          <w:rFonts w:ascii="Times New Roman" w:hAnsi="Times New Roman" w:cs="Times New Roman"/>
-          <w:b/>
-          <w:sz w:val="24"/>
-          <w:szCs w:val="24"/>
-        </w:rPr>
-        <w:t xml:space="preserve">      times.append(perf_counter() - start)</w:t>
+        <w:t xml:space="preserve">        times.append(perf_counter() - start)</w:t>
       </w:r>
       <w:r>
         <w:rPr>
@@ -6003,7 +5834,27 @@
           <w:sz w:val="24"/>
           <w:szCs w:val="24"/>
         </w:rPr>
-        <w:t>[вставте таблицю pstats (ncalls, tottime, percall, cumtime) із profile_report.txt, ~10–15 рядків]</w:t>
+        <w:t>[</w:t>
+      </w:r>
+      <w:proofErr w:type="gramStart"/>
+      <w:r>
+        <w:rPr>
+          <w:rFonts w:ascii="Times New Roman" w:hAnsi="Times New Roman" w:cs="Times New Roman"/>
+          <w:b/>
+          <w:sz w:val="24"/>
+          <w:szCs w:val="24"/>
+        </w:rPr>
+        <w:t>вставте</w:t>
+      </w:r>
+      <w:proofErr w:type="gramEnd"/>
+      <w:r>
+        <w:rPr>
+          <w:rFonts w:ascii="Times New Roman" w:hAnsi="Times New Roman" w:cs="Times New Roman"/>
+          <w:b/>
+          <w:sz w:val="24"/>
+          <w:szCs w:val="24"/>
+        </w:rPr>
+        <w:t xml:space="preserve"> таблицю pstats (ncalls, tottime, percall, cumtime) із profile_report.txt, ~10–15 рядків]</w:t>
       </w:r>
     </w:p>
     <w:p>
@@ -6808,6 +6659,7 @@
           <w:szCs w:val="24"/>
         </w:rPr>
       </w:pPr>
+      <w:proofErr w:type="gramStart"/>
       <w:r>
         <w:rPr>
           <w:rStyle w:val="CodeChar"/>
@@ -6818,6 +6670,7 @@
         </w:rPr>
         <w:t>ncalls</w:t>
       </w:r>
+      <w:proofErr w:type="gramEnd"/>
       <w:r>
         <w:rPr>
           <w:rFonts w:ascii="Times New Roman" w:hAnsi="Times New Roman" w:cs="Times New Roman"/>
@@ -6882,25 +6735,27 @@
           <w:sz w:val="24"/>
           <w:szCs w:val="24"/>
         </w:rPr>
-        <w:t xml:space="preserve">. Bottleneck — </w:t>
-      </w:r>
-      <w:r>
-        <w:rPr>
-          <w:rFonts w:ascii="Times New Roman" w:hAnsi="Times New Roman" w:cs="Times New Roman"/>
-          <w:b/>
-          <w:sz w:val="24"/>
-          <w:szCs w:val="24"/>
-        </w:rPr>
-        <w:t>[функція]</w:t>
-      </w:r>
-      <w:r>
-        <w:rPr>
-          <w:rFonts w:ascii="Times New Roman" w:hAnsi="Times New Roman" w:cs="Times New Roman"/>
-          <w:b/>
-          <w:sz w:val="24"/>
-          <w:szCs w:val="24"/>
-        </w:rPr>
-        <w:t xml:space="preserve"> ([X]% загального часу).</w:t>
+        <w:t>. Bottleneck — [функція] ([X</w:t>
+      </w:r>
+      <w:proofErr w:type="gramStart"/>
+      <w:r>
+        <w:rPr>
+          <w:rFonts w:ascii="Times New Roman" w:hAnsi="Times New Roman" w:cs="Times New Roman"/>
+          <w:b/>
+          <w:sz w:val="24"/>
+          <w:szCs w:val="24"/>
+        </w:rPr>
+        <w:t>]%</w:t>
+      </w:r>
+      <w:proofErr w:type="gramEnd"/>
+      <w:r>
+        <w:rPr>
+          <w:rFonts w:ascii="Times New Roman" w:hAnsi="Times New Roman" w:cs="Times New Roman"/>
+          <w:b/>
+          <w:sz w:val="24"/>
+          <w:szCs w:val="24"/>
+        </w:rPr>
+        <w:t xml:space="preserve"> загального часу).</w:t>
       </w:r>
     </w:p>
     <w:p>
@@ -7295,7 +7150,27 @@
           <w:sz w:val="24"/>
           <w:szCs w:val="24"/>
         </w:rPr>
-        <w:t>[вставте top-5 рядків із profile_report.txt]</w:t>
+        <w:t>[</w:t>
+      </w:r>
+      <w:proofErr w:type="gramStart"/>
+      <w:r>
+        <w:rPr>
+          <w:rFonts w:ascii="Times New Roman" w:hAnsi="Times New Roman" w:cs="Times New Roman"/>
+          <w:b/>
+          <w:sz w:val="24"/>
+          <w:szCs w:val="24"/>
+        </w:rPr>
+        <w:t>вставте</w:t>
+      </w:r>
+      <w:proofErr w:type="gramEnd"/>
+      <w:r>
+        <w:rPr>
+          <w:rFonts w:ascii="Times New Roman" w:hAnsi="Times New Roman" w:cs="Times New Roman"/>
+          <w:b/>
+          <w:sz w:val="24"/>
+          <w:szCs w:val="24"/>
+        </w:rPr>
+        <w:t xml:space="preserve"> top-5 рядків із profile_report.txt]</w:t>
       </w:r>
     </w:p>
     <w:p>
@@ -7332,25 +7207,7 @@
           <w:sz w:val="24"/>
           <w:szCs w:val="24"/>
         </w:rPr>
-        <w:t xml:space="preserve">Пік Python-allocated памʼяті складає </w:t>
-      </w:r>
-      <w:r>
-        <w:rPr>
-          <w:rFonts w:ascii="Times New Roman" w:hAnsi="Times New Roman" w:cs="Times New Roman"/>
-          <w:b/>
-          <w:sz w:val="24"/>
-          <w:szCs w:val="24"/>
-        </w:rPr>
-        <w:t>[X] MB</w:t>
-      </w:r>
-      <w:r>
-        <w:rPr>
-          <w:rFonts w:ascii="Times New Roman" w:hAnsi="Times New Roman" w:cs="Times New Roman"/>
-          <w:b/>
-          <w:sz w:val="24"/>
-          <w:szCs w:val="24"/>
-        </w:rPr>
-        <w:t xml:space="preserve"> для каталогу [N] книг. Порівняння пікової памʼяті методів наведено в таблиці benchmark (колонка Peak memory, MB). Слід враховувати, що </w:t>
+        <w:t xml:space="preserve">Пік Python-allocated памʼяті складає [X] MB для каталогу [N] книг. Порівняння пікової памʼяті методів наведено в таблиці benchmark (колонка Peak memory, MB). Слід враховувати, що </w:t>
       </w:r>
       <w:r>
         <w:rPr>
@@ -7478,14 +7335,25 @@
       </w:pPr>
       <w:bookmarkStart w:id="4" w:name="bongo_lang_python_4"/>
       <w:bookmarkEnd w:id="4"/>
-      <w:r>
-        <w:rPr>
-          <w:rFonts w:ascii="Times New Roman" w:hAnsi="Times New Roman" w:cs="Times New Roman"/>
-          <w:b/>
-          <w:sz w:val="24"/>
-          <w:szCs w:val="24"/>
-        </w:rPr>
-        <w:t>class CopiesCounter:</w:t>
+      <w:proofErr w:type="gramStart"/>
+      <w:r>
+        <w:rPr>
+          <w:rFonts w:ascii="Times New Roman" w:hAnsi="Times New Roman" w:cs="Times New Roman"/>
+          <w:b/>
+          <w:sz w:val="24"/>
+          <w:szCs w:val="24"/>
+        </w:rPr>
+        <w:t>class</w:t>
+      </w:r>
+      <w:proofErr w:type="gramEnd"/>
+      <w:r>
+        <w:rPr>
+          <w:rFonts w:ascii="Times New Roman" w:hAnsi="Times New Roman" w:cs="Times New Roman"/>
+          <w:b/>
+          <w:sz w:val="24"/>
+          <w:szCs w:val="24"/>
+        </w:rPr>
+        <w:t xml:space="preserve"> CopiesCounter:</w:t>
       </w:r>
       <w:r>
         <w:rPr>
@@ -7505,16 +7373,7 @@
           <w:szCs w:val="24"/>
         </w:rPr>
         <w:br/>
-        <w:t xml:space="preserve">        current = self.va</w:t>
-      </w:r>
-      <w:r>
-        <w:rPr>
-          <w:rFonts w:ascii="Times New Roman" w:hAnsi="Times New Roman" w:cs="Times New Roman"/>
-          <w:b/>
-          <w:sz w:val="24"/>
-          <w:szCs w:val="24"/>
-        </w:rPr>
-        <w:t>lue      # read</w:t>
+        <w:t xml:space="preserve">        current = self.value      # read</w:t>
       </w:r>
       <w:r>
         <w:rPr>
@@ -7602,16 +7461,7 @@
           <w:szCs w:val="24"/>
         </w:rPr>
         <w:br/>
-        <w:t xml:space="preserve">            self.value = current </w:t>
-      </w:r>
-      <w:r>
-        <w:rPr>
-          <w:rFonts w:ascii="Times New Roman" w:hAnsi="Times New Roman" w:cs="Times New Roman"/>
-          <w:b/>
-          <w:sz w:val="24"/>
-          <w:szCs w:val="24"/>
-        </w:rPr>
-        <w:t>+ 1</w:t>
+        <w:t xml:space="preserve">            self.value = current + 1</w:t>
       </w:r>
     </w:p>
     <w:p>
@@ -8037,15 +7887,7 @@
           <w:sz w:val="24"/>
           <w:szCs w:val="24"/>
         </w:rPr>
-        <w:t>T</w:t>
-      </w:r>
-      <w:r>
-        <w:rPr>
-          <w:rFonts w:ascii="Times New Roman" w:hAnsi="Times New Roman" w:cs="Times New Roman"/>
-          <w:sz w:val="24"/>
-          <w:szCs w:val="24"/>
-        </w:rPr>
-        <w:t>hreadPoolExecutor</w:t>
+        <w:t>ThreadPoolExecutor</w:t>
       </w:r>
     </w:p>
     <w:p>
@@ -8157,14 +7999,25 @@
       </w:pPr>
       <w:bookmarkStart w:id="5" w:name="bongo_lang_python_5"/>
       <w:bookmarkEnd w:id="5"/>
-      <w:r>
-        <w:rPr>
-          <w:rFonts w:ascii="Times New Roman" w:hAnsi="Times New Roman" w:cs="Times New Roman"/>
-          <w:b/>
-          <w:sz w:val="24"/>
-          <w:szCs w:val="24"/>
-        </w:rPr>
-        <w:t>def calculate_scores_threads(pages, workers=4, iterations=30):</w:t>
+      <w:proofErr w:type="gramStart"/>
+      <w:r>
+        <w:rPr>
+          <w:rFonts w:ascii="Times New Roman" w:hAnsi="Times New Roman" w:cs="Times New Roman"/>
+          <w:b/>
+          <w:sz w:val="24"/>
+          <w:szCs w:val="24"/>
+        </w:rPr>
+        <w:t>def</w:t>
+      </w:r>
+      <w:proofErr w:type="gramEnd"/>
+      <w:r>
+        <w:rPr>
+          <w:rFonts w:ascii="Times New Roman" w:hAnsi="Times New Roman" w:cs="Times New Roman"/>
+          <w:b/>
+          <w:sz w:val="24"/>
+          <w:szCs w:val="24"/>
+        </w:rPr>
+        <w:t xml:space="preserve"> calculate_scores_threads(pages, workers=4, iterations=30):</w:t>
       </w:r>
       <w:r>
         <w:rPr>
@@ -8194,16 +8047,7 @@
           <w:szCs w:val="24"/>
         </w:rPr>
         <w:br/>
-        <w:t xml:space="preserve">        return lis</w:t>
-      </w:r>
-      <w:r>
-        <w:rPr>
-          <w:rFonts w:ascii="Times New Roman" w:hAnsi="Times New Roman" w:cs="Times New Roman"/>
-          <w:b/>
-          <w:sz w:val="24"/>
-          <w:szCs w:val="24"/>
-        </w:rPr>
-        <w:t>t(executor.map(function, pages))</w:t>
+        <w:t xml:space="preserve">        return list(executor.map(function, pages))</w:t>
       </w:r>
     </w:p>
     <w:p>
@@ -8296,14 +8140,25 @@
       </w:pPr>
       <w:bookmarkStart w:id="6" w:name="bongo_lang_python_6"/>
       <w:bookmarkEnd w:id="6"/>
-      <w:r>
-        <w:rPr>
-          <w:rFonts w:ascii="Times New Roman" w:hAnsi="Times New Roman" w:cs="Times New Roman"/>
-          <w:b/>
-          <w:sz w:val="24"/>
-          <w:szCs w:val="24"/>
-        </w:rPr>
-        <w:t>def load_files_threads(paths, workers=8, latency=0.0):</w:t>
+      <w:proofErr w:type="gramStart"/>
+      <w:r>
+        <w:rPr>
+          <w:rFonts w:ascii="Times New Roman" w:hAnsi="Times New Roman" w:cs="Times New Roman"/>
+          <w:b/>
+          <w:sz w:val="24"/>
+          <w:szCs w:val="24"/>
+        </w:rPr>
+        <w:t>def</w:t>
+      </w:r>
+      <w:proofErr w:type="gramEnd"/>
+      <w:r>
+        <w:rPr>
+          <w:rFonts w:ascii="Times New Roman" w:hAnsi="Times New Roman" w:cs="Times New Roman"/>
+          <w:b/>
+          <w:sz w:val="24"/>
+          <w:szCs w:val="24"/>
+        </w:rPr>
+        <w:t xml:space="preserve"> load_files_threads(paths, workers=8, latency=0.0):</w:t>
       </w:r>
       <w:r>
         <w:rPr>
@@ -8410,8 +8265,20 @@
           <w:sz w:val="24"/>
           <w:szCs w:val="24"/>
         </w:rPr>
-        <w:t>latency = 0</w:t>
-      </w:r>
+        <w:t xml:space="preserve">latency = </w:t>
+      </w:r>
+      <w:proofErr w:type="gramStart"/>
+      <w:r>
+        <w:rPr>
+          <w:rStyle w:val="CodeChar"/>
+          <w:rFonts w:ascii="Times New Roman" w:hAnsi="Times New Roman" w:cs="Times New Roman"/>
+          <w:b/>
+          <w:sz w:val="24"/>
+          <w:szCs w:val="24"/>
+        </w:rPr>
+        <w:t>0</w:t>
+      </w:r>
+      <w:proofErr w:type="gramEnd"/>
       <w:r>
         <w:rPr>
           <w:rFonts w:ascii="Times New Roman" w:hAnsi="Times New Roman" w:cs="Times New Roman"/>
@@ -8456,15 +8323,7 @@
           <w:sz w:val="24"/>
           <w:szCs w:val="24"/>
         </w:rPr>
-        <w:t>17.</w:t>
-      </w:r>
-      <w:r>
-        <w:rPr>
-          <w:rFonts w:ascii="Times New Roman" w:hAnsi="Times New Roman" w:cs="Times New Roman"/>
-          <w:sz w:val="24"/>
-          <w:szCs w:val="24"/>
-        </w:rPr>
-        <w:t xml:space="preserve"> Multiprocessing implementation</w:t>
+        <w:t>17. Multiprocessing implementation</w:t>
       </w:r>
     </w:p>
     <w:p>
@@ -8531,15 +8390,7 @@
           <w:sz w:val="24"/>
           <w:szCs w:val="24"/>
         </w:rPr>
-        <w:t>1</w:t>
-      </w:r>
-      <w:r>
-        <w:rPr>
-          <w:rFonts w:ascii="Times New Roman" w:hAnsi="Times New Roman" w:cs="Times New Roman"/>
-          <w:sz w:val="24"/>
-          <w:szCs w:val="24"/>
-        </w:rPr>
-        <w:t>8. Використання ProcessPoolExecutor</w:t>
+        <w:t>18. Використання ProcessPoolExecutor</w:t>
       </w:r>
     </w:p>
     <w:p>
@@ -8680,16 +8531,7 @@
           <w:sz w:val="24"/>
           <w:szCs w:val="24"/>
         </w:rPr>
-        <w:t>ma</w:t>
-      </w:r>
-      <w:r>
-        <w:rPr>
-          <w:rFonts w:ascii="Times New Roman" w:hAnsi="Times New Roman" w:cs="Times New Roman"/>
-          <w:b/>
-          <w:sz w:val="24"/>
-          <w:szCs w:val="24"/>
-        </w:rPr>
-        <w:t>x</w:t>
+        <w:t>max</w:t>
       </w:r>
       <w:r>
         <w:rPr>
@@ -8815,17 +8657,7 @@
           <w:szCs w:val="24"/>
           <w:lang w:val="ru-RU"/>
         </w:rPr>
-        <w:t>) даних та результатів, збір результатів. Пул створюється при кожному виклику, тому ці витрати в</w:t>
-      </w:r>
-      <w:r>
-        <w:rPr>
-          <w:rFonts w:ascii="Times New Roman" w:hAnsi="Times New Roman" w:cs="Times New Roman"/>
-          <w:b/>
-          <w:sz w:val="24"/>
-          <w:szCs w:val="24"/>
-          <w:lang w:val="ru-RU"/>
-        </w:rPr>
-        <w:t>ходять у виміряний час.</w:t>
+        <w:t>) даних та результатів, збір результатів. Пул створюється при кожному виклику, тому ці витрати входять у виміряний час.</w:t>
       </w:r>
     </w:p>
     <w:p>
@@ -8926,6 +8758,7 @@
       </w:pPr>
       <w:bookmarkStart w:id="8" w:name="bongo_lang_python_8"/>
       <w:bookmarkEnd w:id="8"/>
+      <w:proofErr w:type="gramStart"/>
       <w:r>
         <w:rPr>
           <w:rFonts w:ascii="Times New Roman" w:hAnsi="Times New Roman" w:cs="Times New Roman"/>
@@ -8953,16 +8786,7 @@
           <w:szCs w:val="24"/>
         </w:rPr>
         <w:br/>
-        <w:t xml:space="preserve">    return {"average": float</w:t>
-      </w:r>
-      <w:r>
-        <w:rPr>
-          <w:rFonts w:ascii="Times New Roman" w:hAnsi="Times New Roman" w:cs="Times New Roman"/>
-          <w:b/>
-          <w:sz w:val="24"/>
-          <w:szCs w:val="24"/>
-        </w:rPr>
-        <w:t>(array.mean()), "minimum": float(array.min()),</w:t>
+        <w:t xml:space="preserve">    return {"average": float(array.mean()), "minimum": float(array.min()),</w:t>
       </w:r>
       <w:r>
         <w:rPr>
@@ -9020,16 +8844,7 @@
           <w:szCs w:val="24"/>
         </w:rPr>
         <w:br/>
-        <w:t>def group_by_aut</w:t>
-      </w:r>
-      <w:r>
-        <w:rPr>
-          <w:rFonts w:ascii="Times New Roman" w:hAnsi="Times New Roman" w:cs="Times New Roman"/>
-          <w:b/>
-          <w:sz w:val="24"/>
-          <w:szCs w:val="24"/>
-        </w:rPr>
-        <w:t>hor_numpy(arrays):</w:t>
+        <w:t>def group_by_author_numpy(arrays):</w:t>
       </w:r>
       <w:r>
         <w:rPr>
@@ -9088,16 +8903,7 @@
           <w:szCs w:val="24"/>
         </w:rPr>
         <w:br/>
-        <w:t xml:space="preserve">    value = np.asarray(pages, dtype=np</w:t>
-      </w:r>
-      <w:r>
-        <w:rPr>
-          <w:rFonts w:ascii="Times New Roman" w:hAnsi="Times New Roman" w:cs="Times New Roman"/>
-          <w:b/>
-          <w:sz w:val="24"/>
-          <w:szCs w:val="24"/>
-        </w:rPr>
-        <w:t>.float64)</w:t>
+        <w:t xml:space="preserve">    value = np.asarray(pages, dtype=np.float64)</w:t>
       </w:r>
       <w:r>
         <w:rPr>
@@ -9129,6 +8935,7 @@
         <w:br/>
         <w:t xml:space="preserve">    return value</w:t>
       </w:r>
+      <w:proofErr w:type="gramEnd"/>
     </w:p>
     <w:p>
       <w:pPr>
@@ -9266,16 +9073,7 @@
           <w:szCs w:val="24"/>
         </w:rPr>
         <w:br/>
-        <w:t xml:space="preserve">        self._cached_author_stats = lru_cache(maxsize=256)(self._compute_author_stats</w:t>
-      </w:r>
-      <w:r>
-        <w:rPr>
-          <w:rFonts w:ascii="Times New Roman" w:hAnsi="Times New Roman" w:cs="Times New Roman"/>
-          <w:b/>
-          <w:sz w:val="24"/>
-          <w:szCs w:val="24"/>
-        </w:rPr>
-        <w:t>)</w:t>
+        <w:t xml:space="preserve">        self._cached_author_stats = lru_cache(maxsize=256)(self._compute_author_stats)</w:t>
       </w:r>
       <w:r>
         <w:rPr>
@@ -9374,7 +9172,26 @@
           <w:sz w:val="24"/>
           <w:szCs w:val="24"/>
         </w:rPr>
-        <w:t>(author, v</w:t>
+        <w:t>(author, version)</w:t>
+      </w:r>
+      <w:r>
+        <w:rPr>
+          <w:rFonts w:ascii="Times New Roman" w:hAnsi="Times New Roman" w:cs="Times New Roman"/>
+          <w:b/>
+          <w:sz w:val="24"/>
+          <w:szCs w:val="24"/>
+        </w:rPr>
+        <w:t xml:space="preserve">. </w:t>
+      </w:r>
+      <w:r>
+        <w:rPr>
+          <w:rFonts w:ascii="Times New Roman" w:hAnsi="Times New Roman" w:cs="Times New Roman"/>
+          <w:b/>
+          <w:sz w:val="24"/>
+          <w:szCs w:val="24"/>
+          <w:lang w:val="ru-RU"/>
+        </w:rPr>
+        <w:t xml:space="preserve">Будь-яка зміна каталогу (додавання, оновлення сторінок) збільшує </w:t>
       </w:r>
       <w:r>
         <w:rPr>
@@ -9384,26 +9201,17 @@
           <w:sz w:val="24"/>
           <w:szCs w:val="24"/>
         </w:rPr>
-        <w:t>ersion)</w:t>
-      </w:r>
-      <w:r>
-        <w:rPr>
-          <w:rFonts w:ascii="Times New Roman" w:hAnsi="Times New Roman" w:cs="Times New Roman"/>
-          <w:b/>
-          <w:sz w:val="24"/>
-          <w:szCs w:val="24"/>
-        </w:rPr>
-        <w:t xml:space="preserve">. </w:t>
-      </w:r>
-      <w:r>
-        <w:rPr>
-          <w:rFonts w:ascii="Times New Roman" w:hAnsi="Times New Roman" w:cs="Times New Roman"/>
-          <w:b/>
-          <w:sz w:val="24"/>
-          <w:szCs w:val="24"/>
-          <w:lang w:val="ru-RU"/>
-        </w:rPr>
-        <w:t xml:space="preserve">Будь-яка зміна каталогу (додавання, оновлення сторінок) збільшує </w:t>
+        <w:t>version</w:t>
+      </w:r>
+      <w:r>
+        <w:rPr>
+          <w:rFonts w:ascii="Times New Roman" w:hAnsi="Times New Roman" w:cs="Times New Roman"/>
+          <w:b/>
+          <w:sz w:val="24"/>
+          <w:szCs w:val="24"/>
+          <w:lang w:val="ru-RU"/>
+        </w:rPr>
+        <w:t xml:space="preserve">, тому застаріла статистика більше не використовується. Метод </w:t>
       </w:r>
       <w:r>
         <w:rPr>
@@ -9413,17 +9221,7 @@
           <w:sz w:val="24"/>
           <w:szCs w:val="24"/>
         </w:rPr>
-        <w:t>version</w:t>
-      </w:r>
-      <w:r>
-        <w:rPr>
-          <w:rFonts w:ascii="Times New Roman" w:hAnsi="Times New Roman" w:cs="Times New Roman"/>
-          <w:b/>
-          <w:sz w:val="24"/>
-          <w:szCs w:val="24"/>
-          <w:lang w:val="ru-RU"/>
-        </w:rPr>
-        <w:t xml:space="preserve">, тому застаріла статистика більше не використовується. Метод </w:t>
+        <w:t>clear</w:t>
       </w:r>
       <w:r>
         <w:rPr>
@@ -9432,9 +9230,11 @@
           <w:b/>
           <w:sz w:val="24"/>
           <w:szCs w:val="24"/>
-        </w:rPr>
-        <w:t>clear</w:t>
-      </w:r>
+          <w:lang w:val="ru-RU"/>
+        </w:rPr>
+        <w:t>_</w:t>
+      </w:r>
+      <w:proofErr w:type="gramStart"/>
       <w:r>
         <w:rPr>
           <w:rStyle w:val="CodeChar"/>
@@ -9442,9 +9242,8 @@
           <w:b/>
           <w:sz w:val="24"/>
           <w:szCs w:val="24"/>
-          <w:lang w:val="ru-RU"/>
-        </w:rPr>
-        <w:t>_</w:t>
+        </w:rPr>
+        <w:t>cache</w:t>
       </w:r>
       <w:r>
         <w:rPr>
@@ -9453,9 +9252,11 @@
           <w:b/>
           <w:sz w:val="24"/>
           <w:szCs w:val="24"/>
-        </w:rPr>
-        <w:t>cache</w:t>
-      </w:r>
+          <w:lang w:val="ru-RU"/>
+        </w:rPr>
+        <w:t>(</w:t>
+      </w:r>
+      <w:proofErr w:type="gramEnd"/>
       <w:r>
         <w:rPr>
           <w:rStyle w:val="CodeChar"/>
@@ -9465,7 +9266,7 @@
           <w:szCs w:val="24"/>
           <w:lang w:val="ru-RU"/>
         </w:rPr>
-        <w:t>()</w:t>
+        <w:t>)</w:t>
       </w:r>
       <w:r>
         <w:rPr>
@@ -9619,17 +9420,7 @@
           <w:szCs w:val="24"/>
           <w:lang w:val="ru-RU"/>
         </w:rPr>
-        <w:t xml:space="preserve">): до </w:t>
-      </w:r>
-      <w:r>
-        <w:rPr>
-          <w:rFonts w:ascii="Times New Roman" w:hAnsi="Times New Roman" w:cs="Times New Roman"/>
-          <w:b/>
-          <w:sz w:val="24"/>
-          <w:szCs w:val="24"/>
-          <w:lang w:val="ru-RU"/>
-        </w:rPr>
-        <w:t xml:space="preserve">додавання книги автор має 2 книги із середнім 400 сторінок, після додавання третьої (1000 сторінок) — 3 книги із середнім 600 сторінок; </w:t>
+        <w:t xml:space="preserve">): до додавання книги автор має 2 книги із середнім 400 сторінок, після додавання третьої (1000 сторінок) — 3 книги із середнім 600 сторінок; </w:t>
       </w:r>
       <w:r>
         <w:rPr>
@@ -9652,6 +9443,7 @@
         </w:rPr>
         <w:t>_</w:t>
       </w:r>
+      <w:proofErr w:type="gramStart"/>
       <w:r>
         <w:rPr>
           <w:rStyle w:val="CodeChar"/>
@@ -9671,7 +9463,19 @@
           <w:szCs w:val="24"/>
           <w:lang w:val="ru-RU"/>
         </w:rPr>
-        <w:t>()</w:t>
+        <w:t>(</w:t>
+      </w:r>
+      <w:proofErr w:type="gramEnd"/>
+      <w:r>
+        <w:rPr>
+          <w:rStyle w:val="CodeChar"/>
+          <w:rFonts w:ascii="Times New Roman" w:hAnsi="Times New Roman" w:cs="Times New Roman"/>
+          <w:b/>
+          <w:sz w:val="24"/>
+          <w:szCs w:val="24"/>
+          <w:lang w:val="ru-RU"/>
+        </w:rPr>
+        <w:t>)</w:t>
       </w:r>
       <w:r>
         <w:rPr>
@@ -10135,17 +9939,7 @@
           <w:sz w:val="24"/>
           <w:szCs w:val="24"/>
         </w:rPr>
-        <w:t>res</w:t>
-      </w:r>
-      <w:r>
-        <w:rPr>
-          <w:rStyle w:val="CodeChar"/>
-          <w:rFonts w:ascii="Times New Roman" w:hAnsi="Times New Roman" w:cs="Times New Roman"/>
-          <w:b/>
-          <w:sz w:val="24"/>
-          <w:szCs w:val="24"/>
-        </w:rPr>
-        <w:t>ults</w:t>
+        <w:t>results</w:t>
       </w:r>
       <w:r>
         <w:rPr>
@@ -10644,16 +10438,7 @@
                 <w:sz w:val="24"/>
                 <w:szCs w:val="24"/>
               </w:rPr>
-              <w:t xml:space="preserve">Run </w:t>
-            </w:r>
-            <w:r>
-              <w:rPr>
-                <w:rFonts w:ascii="Times New Roman" w:hAnsi="Times New Roman" w:cs="Times New Roman"/>
-                <w:b/>
-                <w:sz w:val="24"/>
-                <w:szCs w:val="24"/>
-              </w:rPr>
-              <w:t>5</w:t>
+              <w:t>Run 5</w:t>
             </w:r>
           </w:p>
         </w:tc>
@@ -11815,7 +11600,27 @@
           <w:szCs w:val="24"/>
         </w:rPr>
         <w:lastRenderedPageBreak/>
-        <w:t>Інші операції (Python loops → NumPy, середній час, s):</w:t>
+        <w:t xml:space="preserve">Інші операції (Python loops → NumPy, середній час, </w:t>
+      </w:r>
+      <w:proofErr w:type="gramStart"/>
+      <w:r>
+        <w:rPr>
+          <w:rFonts w:ascii="Times New Roman" w:hAnsi="Times New Roman" w:cs="Times New Roman"/>
+          <w:b/>
+          <w:sz w:val="24"/>
+          <w:szCs w:val="24"/>
+        </w:rPr>
+        <w:t>s</w:t>
+      </w:r>
+      <w:proofErr w:type="gramEnd"/>
+      <w:r>
+        <w:rPr>
+          <w:rFonts w:ascii="Times New Roman" w:hAnsi="Times New Roman" w:cs="Times New Roman"/>
+          <w:b/>
+          <w:sz w:val="24"/>
+          <w:szCs w:val="24"/>
+        </w:rPr>
+        <w:t>):</w:t>
       </w:r>
     </w:p>
     <w:tbl>
@@ -13763,25 +13568,7 @@
           <w:sz w:val="24"/>
           <w:szCs w:val="24"/>
         </w:rPr>
-        <w:t xml:space="preserve">Speedup обчислюється за формулою </w:t>
-      </w:r>
-      <w:r>
-        <w:rPr>
-          <w:rFonts w:ascii="Times New Roman" w:hAnsi="Times New Roman" w:cs="Times New Roman"/>
-          <w:b/>
-          <w:sz w:val="24"/>
-          <w:szCs w:val="24"/>
-        </w:rPr>
-        <w:t>Speedup = baseline time / optimized time</w:t>
-      </w:r>
-      <w:r>
-        <w:rPr>
-          <w:rFonts w:ascii="Times New Roman" w:hAnsi="Times New Roman" w:cs="Times New Roman"/>
-          <w:b/>
-          <w:sz w:val="24"/>
-          <w:szCs w:val="24"/>
-        </w:rPr>
-        <w:t>. Speedup &lt; 1 означає, що оптимізована версія повільніша за baseline.</w:t>
+        <w:t>Speedup обчислюється за формулою Speedup = baseline time / optimized time. Speedup &lt; 1 означає, що оптимізована версія повільніша за baseline.</w:t>
       </w:r>
     </w:p>
     <w:tbl>
@@ -14241,34 +14028,38 @@
           <w:sz w:val="24"/>
           <w:szCs w:val="24"/>
         </w:rPr>
-        <w:t>os.cpu_count()</w:t>
-      </w:r>
-      <w:r>
-        <w:rPr>
-          <w:rFonts w:ascii="Times New Roman" w:hAnsi="Times New Roman" w:cs="Times New Roman"/>
-          <w:b/>
-          <w:sz w:val="24"/>
-          <w:szCs w:val="24"/>
-        </w:rPr>
-        <w:t xml:space="preserve"> = </w:t>
-      </w:r>
-      <w:r>
-        <w:rPr>
-          <w:rFonts w:ascii="Times New Roman" w:hAnsi="Times New Roman" w:cs="Times New Roman"/>
-          <w:b/>
-          <w:sz w:val="24"/>
-          <w:szCs w:val="24"/>
-        </w:rPr>
-        <w:t>[ ]</w:t>
-      </w:r>
-      <w:r>
-        <w:rPr>
-          <w:rFonts w:ascii="Times New Roman" w:hAnsi="Times New Roman" w:cs="Times New Roman"/>
-          <w:b/>
-          <w:sz w:val="24"/>
-          <w:szCs w:val="24"/>
-        </w:rPr>
-        <w:t>.</w:t>
+        <w:t>os.cpu_</w:t>
+      </w:r>
+      <w:proofErr w:type="gramStart"/>
+      <w:r>
+        <w:rPr>
+          <w:rStyle w:val="CodeChar"/>
+          <w:rFonts w:ascii="Times New Roman" w:hAnsi="Times New Roman" w:cs="Times New Roman"/>
+          <w:b/>
+          <w:sz w:val="24"/>
+          <w:szCs w:val="24"/>
+        </w:rPr>
+        <w:t>count(</w:t>
+      </w:r>
+      <w:proofErr w:type="gramEnd"/>
+      <w:r>
+        <w:rPr>
+          <w:rStyle w:val="CodeChar"/>
+          <w:rFonts w:ascii="Times New Roman" w:hAnsi="Times New Roman" w:cs="Times New Roman"/>
+          <w:b/>
+          <w:sz w:val="24"/>
+          <w:szCs w:val="24"/>
+        </w:rPr>
+        <w:t>)</w:t>
+      </w:r>
+      <w:r>
+        <w:rPr>
+          <w:rFonts w:ascii="Times New Roman" w:hAnsi="Times New Roman" w:cs="Times New Roman"/>
+          <w:b/>
+          <w:sz w:val="24"/>
+          <w:szCs w:val="24"/>
+        </w:rPr>
+        <w:t xml:space="preserve"> = [ ].</w:t>
       </w:r>
     </w:p>
     <w:tbl>
@@ -14921,25 +14712,7 @@
           <w:sz w:val="24"/>
           <w:szCs w:val="24"/>
         </w:rPr>
-        <w:t xml:space="preserve">Оптимальна кількість workers: </w:t>
-      </w:r>
-      <w:r>
-        <w:rPr>
-          <w:rFonts w:ascii="Times New Roman" w:hAnsi="Times New Roman" w:cs="Times New Roman"/>
-          <w:b/>
-          <w:sz w:val="24"/>
-          <w:szCs w:val="24"/>
-        </w:rPr>
-        <w:t>[ ]</w:t>
-      </w:r>
-      <w:r>
-        <w:rPr>
-          <w:rFonts w:ascii="Times New Roman" w:hAnsi="Times New Roman" w:cs="Times New Roman"/>
-          <w:b/>
-          <w:sz w:val="24"/>
-          <w:szCs w:val="24"/>
-        </w:rPr>
-        <w:t>. [Пояснення: після якого значення виграш зникає або починає зменшуватись через overhead та кількість фізичних ядер.]</w:t>
+        <w:t>Оптимальна кількість workers: [ ]. [Пояснення: після якого значення виграш зникає або починає зменшуватись через overhead та кількість фізичних ядер.]</w:t>
       </w:r>
     </w:p>
     <w:p>
@@ -15161,16 +14934,7 @@
                 <w:sz w:val="24"/>
                 <w:szCs w:val="24"/>
               </w:rPr>
-              <w:t>Результа</w:t>
-            </w:r>
-            <w:r>
-              <w:rPr>
-                <w:rFonts w:ascii="Times New Roman" w:hAnsi="Times New Roman" w:cs="Times New Roman"/>
-                <w:b/>
-                <w:sz w:val="24"/>
-                <w:szCs w:val="24"/>
-              </w:rPr>
-              <w:t>т</w:t>
+              <w:t>Результат</w:t>
             </w:r>
           </w:p>
         </w:tc>
@@ -15796,16 +15560,7 @@
           <w:sz w:val="24"/>
           <w:szCs w:val="24"/>
         </w:rPr>
-        <w:t>. Якщо matplotlib не встановлен</w:t>
-      </w:r>
-      <w:r>
-        <w:rPr>
-          <w:rFonts w:ascii="Times New Roman" w:hAnsi="Times New Roman" w:cs="Times New Roman"/>
-          <w:b/>
-          <w:sz w:val="24"/>
-          <w:szCs w:val="24"/>
-        </w:rPr>
-        <w:t xml:space="preserve">о, побудуйте діаграму в Excel за колонкою </w:t>
+        <w:t xml:space="preserve">. Якщо matplotlib не встановлено, побудуйте діаграму в Excel за колонкою </w:t>
       </w:r>
       <w:r>
         <w:rPr>
@@ -15937,15 +15692,7 @@
           <w:sz w:val="24"/>
           <w:szCs w:val="24"/>
         </w:rPr>
-        <w:t xml:space="preserve">27. </w:t>
-      </w:r>
-      <w:r>
-        <w:rPr>
-          <w:rFonts w:ascii="Times New Roman" w:hAnsi="Times New Roman" w:cs="Times New Roman"/>
-          <w:sz w:val="24"/>
-          <w:szCs w:val="24"/>
-        </w:rPr>
-        <w:t>Screenshots виконання</w:t>
+        <w:t>27. Screenshots виконання</w:t>
       </w:r>
     </w:p>
     <w:p>
@@ -16151,7 +15898,29 @@
           <w:sz w:val="24"/>
           <w:szCs w:val="24"/>
         </w:rPr>
-        <w:t>cache_info()</w:t>
+        <w:t>cache_</w:t>
+      </w:r>
+      <w:proofErr w:type="gramStart"/>
+      <w:r>
+        <w:rPr>
+          <w:rStyle w:val="CodeChar"/>
+          <w:rFonts w:ascii="Times New Roman" w:hAnsi="Times New Roman" w:cs="Times New Roman"/>
+          <w:b/>
+          <w:sz w:val="24"/>
+          <w:szCs w:val="24"/>
+        </w:rPr>
+        <w:t>info(</w:t>
+      </w:r>
+      <w:proofErr w:type="gramEnd"/>
+      <w:r>
+        <w:rPr>
+          <w:rStyle w:val="CodeChar"/>
+          <w:rFonts w:ascii="Times New Roman" w:hAnsi="Times New Roman" w:cs="Times New Roman"/>
+          <w:b/>
+          <w:sz w:val="24"/>
+          <w:szCs w:val="24"/>
+        </w:rPr>
+        <w:t>)</w:t>
       </w:r>
       <w:r>
         <w:rPr>
@@ -16462,16 +16231,7 @@
                 <w:sz w:val="24"/>
                 <w:szCs w:val="24"/>
               </w:rPr>
-              <w:t>threads</w:t>
-            </w:r>
-            <w:r>
-              <w:rPr>
-                <w:rFonts w:ascii="Times New Roman" w:hAnsi="Times New Roman" w:cs="Times New Roman"/>
-                <w:b/>
-                <w:sz w:val="24"/>
-                <w:szCs w:val="24"/>
-              </w:rPr>
-              <w:t>/processes дають той самий результат, завантаження JSON/CSV, Lock проти race condition</w:t>
+              <w:t>threads/processes дають той самий результат, завантаження JSON/CSV, Lock проти race condition</w:t>
             </w:r>
           </w:p>
         </w:tc>
@@ -16563,7 +16323,27 @@
           <w:sz w:val="24"/>
           <w:szCs w:val="24"/>
         </w:rPr>
-        <w:t>[вставте вивід команди pytest: кількість passed / failed]</w:t>
+        <w:t>[</w:t>
+      </w:r>
+      <w:proofErr w:type="gramStart"/>
+      <w:r>
+        <w:rPr>
+          <w:rFonts w:ascii="Times New Roman" w:hAnsi="Times New Roman" w:cs="Times New Roman"/>
+          <w:b/>
+          <w:sz w:val="24"/>
+          <w:szCs w:val="24"/>
+        </w:rPr>
+        <w:t>вставте</w:t>
+      </w:r>
+      <w:proofErr w:type="gramEnd"/>
+      <w:r>
+        <w:rPr>
+          <w:rFonts w:ascii="Times New Roman" w:hAnsi="Times New Roman" w:cs="Times New Roman"/>
+          <w:b/>
+          <w:sz w:val="24"/>
+          <w:szCs w:val="24"/>
+        </w:rPr>
+        <w:t xml:space="preserve"> вивід команди pytest: кількість passed / failed]</w:t>
       </w:r>
     </w:p>
     <w:p>
@@ -16583,16 +16363,7 @@
           <w:szCs w:val="24"/>
           <w:lang w:val="ru-RU"/>
         </w:rPr>
-        <w:t xml:space="preserve">30. </w:t>
-      </w:r>
-      <w:r>
-        <w:rPr>
-          <w:rFonts w:ascii="Times New Roman" w:hAnsi="Times New Roman" w:cs="Times New Roman"/>
-          <w:sz w:val="24"/>
-          <w:szCs w:val="24"/>
-          <w:lang w:val="ru-RU"/>
-        </w:rPr>
-        <w:t>Аналіз експерименту</w:t>
+        <w:t>30. Аналіз експерименту</w:t>
       </w:r>
     </w:p>
     <w:p>
@@ -16645,16 +16416,27 @@
           <w:sz w:val="24"/>
           <w:szCs w:val="24"/>
         </w:rPr>
-        <w:t>Яка функція виявилася bottleneck?</w:t>
-      </w:r>
-      <w:r>
-        <w:rPr>
-          <w:rFonts w:ascii="Times New Roman" w:hAnsi="Times New Roman" w:cs="Times New Roman"/>
-          <w:b/>
-          <w:sz w:val="24"/>
-          <w:szCs w:val="24"/>
-        </w:rPr>
-        <w:t xml:space="preserve"> [функція з найбільшим cumtime у профілі, наприклад </w:t>
+        <w:t>Яка функція виявилася bottleneck? [</w:t>
+      </w:r>
+      <w:proofErr w:type="gramStart"/>
+      <w:r>
+        <w:rPr>
+          <w:rFonts w:ascii="Times New Roman" w:hAnsi="Times New Roman" w:cs="Times New Roman"/>
+          <w:b/>
+          <w:sz w:val="24"/>
+          <w:szCs w:val="24"/>
+        </w:rPr>
+        <w:t>функція</w:t>
+      </w:r>
+      <w:proofErr w:type="gramEnd"/>
+      <w:r>
+        <w:rPr>
+          <w:rFonts w:ascii="Times New Roman" w:hAnsi="Times New Roman" w:cs="Times New Roman"/>
+          <w:b/>
+          <w:sz w:val="24"/>
+          <w:szCs w:val="24"/>
+        </w:rPr>
+        <w:t xml:space="preserve"> з найбільшим cumtime у профілі, наприклад </w:t>
       </w:r>
       <w:r>
         <w:rPr>
@@ -16718,17 +16500,7 @@
           <w:szCs w:val="24"/>
           <w:lang w:val="ru-RU"/>
         </w:rPr>
-        <w:t>Яка частка часу припадала на неї?</w:t>
-      </w:r>
-      <w:r>
-        <w:rPr>
-          <w:rFonts w:ascii="Times New Roman" w:hAnsi="Times New Roman" w:cs="Times New Roman"/>
-          <w:b/>
-          <w:sz w:val="24"/>
-          <w:szCs w:val="24"/>
-          <w:lang w:val="ru-RU"/>
-        </w:rPr>
-        <w:t xml:space="preserve"> [</w:t>
+        <w:t>Яка частка часу припадала на неї? [</w:t>
       </w:r>
       <w:r>
         <w:rPr>
@@ -16772,16 +16544,7 @@
           <w:szCs w:val="24"/>
         </w:rPr>
         <w:lastRenderedPageBreak/>
-        <w:t>CPU-bound чи I/O-bound?</w:t>
-      </w:r>
-      <w:r>
-        <w:rPr>
-          <w:rFonts w:ascii="Times New Roman" w:hAnsi="Times New Roman" w:cs="Times New Roman"/>
-          <w:b/>
-          <w:sz w:val="24"/>
-          <w:szCs w:val="24"/>
-        </w:rPr>
-        <w:t xml:space="preserve"> [CPU-bound: функція лише обчислює і не очікує на введення-виведення; I/O-bound частина — читання файлів].</w:t>
+        <w:t>CPU-bound чи I/O-bound? [CPU-bound: функція лише обчислює і не очікує на введення-виведення; I/O-bound частина — читання файлів].</w:t>
       </w:r>
     </w:p>
     <w:p>
@@ -16805,25 +16568,27 @@
           <w:sz w:val="24"/>
           <w:szCs w:val="24"/>
         </w:rPr>
-        <w:t>Чи допоміг ThreadPoolExecutor?</w:t>
-      </w:r>
-      <w:r>
-        <w:rPr>
-          <w:rFonts w:ascii="Times New Roman" w:hAnsi="Times New Roman" w:cs="Times New Roman"/>
-          <w:b/>
-          <w:sz w:val="24"/>
-          <w:szCs w:val="24"/>
-        </w:rPr>
-        <w:t xml:space="preserve"> [Так/ні] — speedup [ </w:t>
-      </w:r>
-      <w:r>
-        <w:rPr>
-          <w:rFonts w:ascii="Times New Roman" w:hAnsi="Times New Roman" w:cs="Times New Roman"/>
-          <w:b/>
-          <w:sz w:val="24"/>
-          <w:szCs w:val="24"/>
-        </w:rPr>
-        <w:t>]×.</w:t>
+        <w:t xml:space="preserve">Чи допоміг ThreadPoolExecutor? [Так/ні] — </w:t>
+      </w:r>
+      <w:proofErr w:type="gramStart"/>
+      <w:r>
+        <w:rPr>
+          <w:rFonts w:ascii="Times New Roman" w:hAnsi="Times New Roman" w:cs="Times New Roman"/>
+          <w:b/>
+          <w:sz w:val="24"/>
+          <w:szCs w:val="24"/>
+        </w:rPr>
+        <w:t>speedup</w:t>
+      </w:r>
+      <w:proofErr w:type="gramEnd"/>
+      <w:r>
+        <w:rPr>
+          <w:rFonts w:ascii="Times New Roman" w:hAnsi="Times New Roman" w:cs="Times New Roman"/>
+          <w:b/>
+          <w:sz w:val="24"/>
+          <w:szCs w:val="24"/>
+        </w:rPr>
+        <w:t xml:space="preserve"> [ ]×.</w:t>
       </w:r>
     </w:p>
     <w:p>
@@ -16847,25 +16612,7 @@
           <w:sz w:val="24"/>
           <w:szCs w:val="24"/>
         </w:rPr>
-        <w:t>Чому?</w:t>
-      </w:r>
-      <w:r>
-        <w:rPr>
-          <w:rFonts w:ascii="Times New Roman" w:hAnsi="Times New Roman" w:cs="Times New Roman"/>
-          <w:b/>
-          <w:sz w:val="24"/>
-          <w:szCs w:val="24"/>
-        </w:rPr>
-        <w:t xml:space="preserve"> [Для CPU-bound коду потоки конкурують за GIL, тому реального паралельного виконання Python-байткоду немає, а додаються накладні витрати на планування потоків; для I/O-bound з затримкою потоки перекривають очікування, і час скорочується приблизно </w:t>
-      </w:r>
-      <w:r>
-        <w:rPr>
-          <w:rFonts w:ascii="Times New Roman" w:hAnsi="Times New Roman" w:cs="Times New Roman"/>
-          <w:b/>
-          <w:sz w:val="24"/>
-          <w:szCs w:val="24"/>
-        </w:rPr>
-        <w:t>у стільки разів, скільки файлів читається одночасно. Підтвердіть власними числами.]</w:t>
+        <w:t>Чому? [Для CPU-bound коду потоки конкурують за GIL, тому реального паралельного виконання Python-байткоду немає, а додаються накладні витрати на планування потоків; для I/O-bound з затримкою потоки перекривають очікування, і час скорочується приблизно у стільки разів, скільки файлів читається одночасно. Підтвердіть власними числами.]</w:t>
       </w:r>
     </w:p>
     <w:p>
@@ -16889,16 +16636,27 @@
           <w:sz w:val="24"/>
           <w:szCs w:val="24"/>
         </w:rPr>
-        <w:t>Чи допоміг ProcessPoolExecutor?</w:t>
-      </w:r>
-      <w:r>
-        <w:rPr>
-          <w:rFonts w:ascii="Times New Roman" w:hAnsi="Times New Roman" w:cs="Times New Roman"/>
-          <w:b/>
-          <w:sz w:val="24"/>
-          <w:szCs w:val="24"/>
-        </w:rPr>
-        <w:t xml:space="preserve"> [Так/ні] — speedup [ ]× при [ ] workers; для малих наборів міг бути повільнішим через запуск процесів і серіалізацію.</w:t>
+        <w:t xml:space="preserve">Чи допоміг ProcessPoolExecutor? [Так/ні] — </w:t>
+      </w:r>
+      <w:proofErr w:type="gramStart"/>
+      <w:r>
+        <w:rPr>
+          <w:rFonts w:ascii="Times New Roman" w:hAnsi="Times New Roman" w:cs="Times New Roman"/>
+          <w:b/>
+          <w:sz w:val="24"/>
+          <w:szCs w:val="24"/>
+        </w:rPr>
+        <w:t>speedup</w:t>
+      </w:r>
+      <w:proofErr w:type="gramEnd"/>
+      <w:r>
+        <w:rPr>
+          <w:rFonts w:ascii="Times New Roman" w:hAnsi="Times New Roman" w:cs="Times New Roman"/>
+          <w:b/>
+          <w:sz w:val="24"/>
+          <w:szCs w:val="24"/>
+        </w:rPr>
+        <w:t xml:space="preserve"> [ ]× при [ ] workers; для малих наборів міг бути повільнішим через запуск процесів і серіалізацію.</w:t>
       </w:r>
     </w:p>
     <w:p>
@@ -16922,25 +16680,7 @@
           <w:sz w:val="24"/>
           <w:szCs w:val="24"/>
         </w:rPr>
-        <w:t xml:space="preserve">Яка кількість workers </w:t>
-      </w:r>
-      <w:r>
-        <w:rPr>
-          <w:rFonts w:ascii="Times New Roman" w:hAnsi="Times New Roman" w:cs="Times New Roman"/>
-          <w:b/>
-          <w:sz w:val="24"/>
-          <w:szCs w:val="24"/>
-        </w:rPr>
-        <w:t>була оптимальною?</w:t>
-      </w:r>
-      <w:r>
-        <w:rPr>
-          <w:rFonts w:ascii="Times New Roman" w:hAnsi="Times New Roman" w:cs="Times New Roman"/>
-          <w:b/>
-          <w:sz w:val="24"/>
-          <w:szCs w:val="24"/>
-        </w:rPr>
-        <w:t xml:space="preserve"> [ ] (CPU: [ ] логічних процесорів).</w:t>
+        <w:t>Яка кількість workers була оптимальною? [ ] (CPU: [ ] логічних процесорів).</w:t>
       </w:r>
     </w:p>
     <w:p>
@@ -16965,45 +16705,58 @@
           <w:sz w:val="24"/>
           <w:szCs w:val="24"/>
         </w:rPr>
-        <w:t>Чи дала перевагу NumPy vectorization?</w:t>
-      </w:r>
-      <w:r>
-        <w:rPr>
-          <w:rFonts w:ascii="Times New Roman" w:hAnsi="Times New Roman" w:cs="Times New Roman"/>
-          <w:b/>
-          <w:sz w:val="24"/>
-          <w:szCs w:val="24"/>
+        <w:t xml:space="preserve">Чи дала перевагу NumPy vectorization? </w:t>
+      </w:r>
+      <w:r>
+        <w:rPr>
+          <w:rFonts w:ascii="Times New Roman" w:hAnsi="Times New Roman" w:cs="Times New Roman"/>
+          <w:b/>
+          <w:sz w:val="24"/>
+          <w:szCs w:val="24"/>
+          <w:lang w:val="ru-RU"/>
+        </w:rPr>
+        <w:t xml:space="preserve">[Так/ні] — </w:t>
+      </w:r>
+      <w:r>
+        <w:rPr>
+          <w:rFonts w:ascii="Times New Roman" w:hAnsi="Times New Roman" w:cs="Times New Roman"/>
+          <w:b/>
+          <w:sz w:val="24"/>
+          <w:szCs w:val="24"/>
+        </w:rPr>
+        <w:t>speedup</w:t>
+      </w:r>
+      <w:r>
+        <w:rPr>
+          <w:rFonts w:ascii="Times New Roman" w:hAnsi="Times New Roman" w:cs="Times New Roman"/>
+          <w:b/>
+          <w:sz w:val="24"/>
+          <w:szCs w:val="24"/>
+          <w:lang w:val="ru-RU"/>
         </w:rPr>
         <w:t xml:space="preserve"> </w:t>
       </w:r>
-      <w:r>
-        <w:rPr>
-          <w:rFonts w:ascii="Times New Roman" w:hAnsi="Times New Roman" w:cs="Times New Roman"/>
-          <w:b/>
-          <w:sz w:val="24"/>
-          <w:szCs w:val="24"/>
-          <w:lang w:val="ru-RU"/>
-        </w:rPr>
-        <w:t xml:space="preserve">[Так/ні] — </w:t>
-      </w:r>
-      <w:r>
-        <w:rPr>
-          <w:rFonts w:ascii="Times New Roman" w:hAnsi="Times New Roman" w:cs="Times New Roman"/>
-          <w:b/>
-          <w:sz w:val="24"/>
-          <w:szCs w:val="24"/>
-        </w:rPr>
-        <w:t>speedup</w:t>
-      </w:r>
-      <w:r>
-        <w:rPr>
-          <w:rFonts w:ascii="Times New Roman" w:hAnsi="Times New Roman" w:cs="Times New Roman"/>
-          <w:b/>
-          <w:sz w:val="24"/>
-          <w:szCs w:val="24"/>
-          <w:lang w:val="ru-RU"/>
-        </w:rPr>
-        <w:t xml:space="preserve"> [ ]×, найбільший для [операція].</w:t>
+      <w:proofErr w:type="gramStart"/>
+      <w:r>
+        <w:rPr>
+          <w:rFonts w:ascii="Times New Roman" w:hAnsi="Times New Roman" w:cs="Times New Roman"/>
+          <w:b/>
+          <w:sz w:val="24"/>
+          <w:szCs w:val="24"/>
+          <w:lang w:val="ru-RU"/>
+        </w:rPr>
+        <w:t>[ ]</w:t>
+      </w:r>
+      <w:proofErr w:type="gramEnd"/>
+      <w:r>
+        <w:rPr>
+          <w:rFonts w:ascii="Times New Roman" w:hAnsi="Times New Roman" w:cs="Times New Roman"/>
+          <w:b/>
+          <w:sz w:val="24"/>
+          <w:szCs w:val="24"/>
+          <w:lang w:val="ru-RU"/>
+        </w:rPr>
+        <w:t>×, найбільший для [операція].</w:t>
       </w:r>
     </w:p>
     <w:p>
@@ -17048,17 +16801,7 @@
           <w:szCs w:val="24"/>
           <w:lang w:val="ru-RU"/>
         </w:rPr>
-        <w:t>?</w:t>
-      </w:r>
-      <w:r>
-        <w:rPr>
-          <w:rFonts w:ascii="Times New Roman" w:hAnsi="Times New Roman" w:cs="Times New Roman"/>
-          <w:b/>
-          <w:sz w:val="24"/>
-          <w:szCs w:val="24"/>
-          <w:lang w:val="ru-RU"/>
-        </w:rPr>
-        <w:t xml:space="preserve"> Див. таблицю </w:t>
+        <w:t xml:space="preserve">? Див. таблицю </w:t>
       </w:r>
       <w:r>
         <w:rPr>
@@ -17103,7 +16846,16 @@
           <w:szCs w:val="24"/>
           <w:lang w:val="ru-RU"/>
         </w:rPr>
-        <w:t>Як змінилося використання пам'яті?</w:t>
+        <w:t xml:space="preserve">Як змінилося використання пам'яті? </w:t>
+      </w:r>
+      <w:r>
+        <w:rPr>
+          <w:rFonts w:ascii="Times New Roman" w:hAnsi="Times New Roman" w:cs="Times New Roman"/>
+          <w:b/>
+          <w:sz w:val="24"/>
+          <w:szCs w:val="24"/>
+        </w:rPr>
+        <w:t>Peak</w:t>
       </w:r>
       <w:r>
         <w:rPr>
@@ -17122,25 +16874,6 @@
           <w:sz w:val="24"/>
           <w:szCs w:val="24"/>
         </w:rPr>
-        <w:t>Peak</w:t>
-      </w:r>
-      <w:r>
-        <w:rPr>
-          <w:rFonts w:ascii="Times New Roman" w:hAnsi="Times New Roman" w:cs="Times New Roman"/>
-          <w:b/>
-          <w:sz w:val="24"/>
-          <w:szCs w:val="24"/>
-          <w:lang w:val="ru-RU"/>
-        </w:rPr>
-        <w:t xml:space="preserve"> </w:t>
-      </w:r>
-      <w:r>
-        <w:rPr>
-          <w:rFonts w:ascii="Times New Roman" w:hAnsi="Times New Roman" w:cs="Times New Roman"/>
-          <w:b/>
-          <w:sz w:val="24"/>
-          <w:szCs w:val="24"/>
-        </w:rPr>
         <w:t>memory</w:t>
       </w:r>
       <w:r>
@@ -17170,17 +16903,7 @@
           <w:szCs w:val="24"/>
           <w:lang w:val="ru-RU"/>
         </w:rPr>
-        <w:t xml:space="preserve"> [ ]</w:t>
-      </w:r>
-      <w:r>
-        <w:rPr>
-          <w:rFonts w:ascii="Times New Roman" w:hAnsi="Times New Roman" w:cs="Times New Roman"/>
-          <w:b/>
-          <w:sz w:val="24"/>
-          <w:szCs w:val="24"/>
-          <w:lang w:val="ru-RU"/>
-        </w:rPr>
-        <w:t xml:space="preserve"> </w:t>
+        <w:t xml:space="preserve"> [ ] </w:t>
       </w:r>
       <w:r>
         <w:rPr>
@@ -17358,17 +17081,7 @@
           <w:szCs w:val="24"/>
           <w:lang w:val="ru-RU"/>
         </w:rPr>
-        <w:t xml:space="preserve"> прискорення?</w:t>
-      </w:r>
-      <w:r>
-        <w:rPr>
-          <w:rFonts w:ascii="Times New Roman" w:hAnsi="Times New Roman" w:cs="Times New Roman"/>
-          <w:b/>
-          <w:sz w:val="24"/>
-          <w:szCs w:val="24"/>
-          <w:lang w:val="ru-RU"/>
-        </w:rPr>
-        <w:t xml:space="preserve"> [Так] — </w:t>
+        <w:t xml:space="preserve"> прискорення? [Так] — </w:t>
       </w:r>
       <w:r>
         <w:rPr>
@@ -17406,7 +17119,29 @@
           <w:szCs w:val="24"/>
           <w:lang w:val="ru-RU"/>
         </w:rPr>
-        <w:t xml:space="preserve"> у [ ]× разів; після зміни каталогу кеш коректно оновився.</w:t>
+        <w:t xml:space="preserve"> у </w:t>
+      </w:r>
+      <w:proofErr w:type="gramStart"/>
+      <w:r>
+        <w:rPr>
+          <w:rFonts w:ascii="Times New Roman" w:hAnsi="Times New Roman" w:cs="Times New Roman"/>
+          <w:b/>
+          <w:sz w:val="24"/>
+          <w:szCs w:val="24"/>
+          <w:lang w:val="ru-RU"/>
+        </w:rPr>
+        <w:t>[ ]</w:t>
+      </w:r>
+      <w:proofErr w:type="gramEnd"/>
+      <w:r>
+        <w:rPr>
+          <w:rFonts w:ascii="Times New Roman" w:hAnsi="Times New Roman" w:cs="Times New Roman"/>
+          <w:b/>
+          <w:sz w:val="24"/>
+          <w:szCs w:val="24"/>
+          <w:lang w:val="ru-RU"/>
+        </w:rPr>
+        <w:t>× разів; після зміни каталогу кеш коректно оновився.</w:t>
       </w:r>
     </w:p>
     <w:p>
@@ -17432,17 +17167,7 @@
           <w:szCs w:val="24"/>
           <w:lang w:val="ru-RU"/>
         </w:rPr>
-        <w:t>Яка реалізація виявилася найкращою?</w:t>
-      </w:r>
-      <w:r>
-        <w:rPr>
-          <w:rFonts w:ascii="Times New Roman" w:hAnsi="Times New Roman" w:cs="Times New Roman"/>
-          <w:b/>
-          <w:sz w:val="24"/>
-          <w:szCs w:val="24"/>
-          <w:lang w:val="ru-RU"/>
-        </w:rPr>
-        <w:t xml:space="preserve"> [для </w:t>
+        <w:t xml:space="preserve">Яка реалізація виявилася найкращою? [для </w:t>
       </w:r>
       <w:r>
         <w:rPr>
@@ -17480,17 +17205,7 @@
           <w:szCs w:val="24"/>
           <w:lang w:val="ru-RU"/>
         </w:rPr>
-        <w:t>: ...; д</w:t>
-      </w:r>
-      <w:r>
-        <w:rPr>
-          <w:rFonts w:ascii="Times New Roman" w:hAnsi="Times New Roman" w:cs="Times New Roman"/>
-          <w:b/>
-          <w:sz w:val="24"/>
-          <w:szCs w:val="24"/>
-          <w:lang w:val="ru-RU"/>
-        </w:rPr>
-        <w:t xml:space="preserve">ля статистики сторінок: ...; для </w:t>
+        <w:t xml:space="preserve">: ...; для статистики сторінок: ...; для </w:t>
       </w:r>
       <w:r>
         <w:rPr>
@@ -17592,17 +17307,7 @@
           <w:szCs w:val="24"/>
           <w:lang w:val="ru-RU"/>
         </w:rPr>
-        <w:t>?</w:t>
-      </w:r>
-      <w:r>
-        <w:rPr>
-          <w:rFonts w:ascii="Times New Roman" w:hAnsi="Times New Roman" w:cs="Times New Roman"/>
-          <w:b/>
-          <w:sz w:val="24"/>
-          <w:szCs w:val="24"/>
-          <w:lang w:val="ru-RU"/>
-        </w:rPr>
-        <w:t xml:space="preserve"> [Ні — для 10 000 накладні витрати паралельності можуть перевищувати виграш, для 300 000 — навпаки; наведіть свої числа].</w:t>
+        <w:t>? [Ні — для 10 000 накладні витрати паралельності можуть перевищувати виграш, для 300 000 — навпаки; наведіть свої числа].</w:t>
       </w:r>
     </w:p>
     <w:p>
@@ -17666,27 +17371,7 @@
           <w:szCs w:val="24"/>
           <w:lang w:val="ru-RU"/>
         </w:rPr>
-        <w:t xml:space="preserve"> швидша аб</w:t>
-      </w:r>
-      <w:r>
-        <w:rPr>
-          <w:rFonts w:ascii="Times New Roman" w:hAnsi="Times New Roman" w:cs="Times New Roman"/>
-          <w:b/>
-          <w:sz w:val="24"/>
-          <w:szCs w:val="24"/>
-          <w:lang w:val="ru-RU"/>
-        </w:rPr>
-        <w:t>о повільніша?</w:t>
-      </w:r>
-      <w:r>
-        <w:rPr>
-          <w:rFonts w:ascii="Times New Roman" w:hAnsi="Times New Roman" w:cs="Times New Roman"/>
-          <w:b/>
-          <w:sz w:val="24"/>
-          <w:szCs w:val="24"/>
-          <w:lang w:val="ru-RU"/>
-        </w:rPr>
-        <w:t xml:space="preserve"> [</w:t>
+        <w:t xml:space="preserve"> швидша або повільніша? [</w:t>
       </w:r>
       <w:r>
         <w:rPr>
@@ -17788,17 +17473,7 @@
           <w:szCs w:val="24"/>
           <w:lang w:val="ru-RU"/>
         </w:rPr>
-        <w:t>?</w:t>
-      </w:r>
-      <w:r>
-        <w:rPr>
-          <w:rFonts w:ascii="Times New Roman" w:hAnsi="Times New Roman" w:cs="Times New Roman"/>
-          <w:b/>
-          <w:sz w:val="24"/>
-          <w:szCs w:val="24"/>
-          <w:lang w:val="ru-RU"/>
-        </w:rPr>
-        <w:t xml:space="preserve"> [</w:t>
+        <w:t>? [</w:t>
       </w:r>
       <w:r>
         <w:rPr>
@@ -17836,17 +17511,7 @@
           <w:szCs w:val="24"/>
           <w:lang w:val="ru-RU"/>
         </w:rPr>
-        <w:t xml:space="preserve"> лише для с</w:t>
-      </w:r>
-      <w:r>
-        <w:rPr>
-          <w:rFonts w:ascii="Times New Roman" w:hAnsi="Times New Roman" w:cs="Times New Roman"/>
-          <w:b/>
-          <w:sz w:val="24"/>
-          <w:szCs w:val="24"/>
-          <w:lang w:val="ru-RU"/>
-        </w:rPr>
-        <w:t xml:space="preserve">правді важких незалежних обчислень достатнього розміру; </w:t>
+        <w:t xml:space="preserve"> лише для справді важких незалежних обчислень достатнього розміру; </w:t>
       </w:r>
       <w:r>
         <w:rPr>
@@ -17983,6 +17648,7 @@
         </w:rPr>
         <w:t>Загальний принцип: паралельність не гарантує прискорення (</w:t>
       </w:r>
+      <w:proofErr w:type="gramStart"/>
       <w:r>
         <w:rPr>
           <w:rStyle w:val="CodeChar"/>
@@ -18002,7 +17668,19 @@
           <w:szCs w:val="24"/>
           <w:lang w:val="ru-RU"/>
         </w:rPr>
-        <w:t xml:space="preserve"> != </w:t>
+        <w:t xml:space="preserve"> !</w:t>
+      </w:r>
+      <w:proofErr w:type="gramEnd"/>
+      <w:r>
+        <w:rPr>
+          <w:rStyle w:val="CodeChar"/>
+          <w:rFonts w:ascii="Times New Roman" w:hAnsi="Times New Roman" w:cs="Times New Roman"/>
+          <w:b/>
+          <w:sz w:val="24"/>
+          <w:szCs w:val="24"/>
+          <w:lang w:val="ru-RU"/>
+        </w:rPr>
+        <w:t xml:space="preserve">= </w:t>
       </w:r>
       <w:r>
         <w:rPr>
@@ -18125,27 +17803,7 @@
           <w:szCs w:val="24"/>
           <w:lang w:val="ru-RU"/>
         </w:rPr>
-        <w:t>?</w:t>
-      </w:r>
-      <w:r>
-        <w:rPr>
-          <w:rFonts w:ascii="Times New Roman" w:hAnsi="Times New Roman" w:cs="Times New Roman"/>
-          <w:b/>
-          <w:sz w:val="24"/>
-          <w:szCs w:val="24"/>
-          <w:lang w:val="ru-RU"/>
-        </w:rPr>
-        <w:t xml:space="preserve"> Організація виконання кількох задач так, що програма може перемикатися між ними; задачі не обов'язково </w:t>
-      </w:r>
-      <w:r>
-        <w:rPr>
-          <w:rFonts w:ascii="Times New Roman" w:hAnsi="Times New Roman" w:cs="Times New Roman"/>
-          <w:b/>
-          <w:sz w:val="24"/>
-          <w:szCs w:val="24"/>
-          <w:lang w:val="ru-RU"/>
-        </w:rPr>
-        <w:t>виконуються одночасно.</w:t>
+        <w:t>? Організація виконання кількох задач так, що програма може перемикатися між ними; задачі не обов'язково виконуються одночасно.</w:t>
       </w:r>
     </w:p>
     <w:p>
@@ -18190,17 +17848,7 @@
           <w:szCs w:val="24"/>
           <w:lang w:val="ru-RU"/>
         </w:rPr>
-        <w:t>?</w:t>
-      </w:r>
-      <w:r>
-        <w:rPr>
-          <w:rFonts w:ascii="Times New Roman" w:hAnsi="Times New Roman" w:cs="Times New Roman"/>
-          <w:b/>
-          <w:sz w:val="24"/>
-          <w:szCs w:val="24"/>
-          <w:lang w:val="ru-RU"/>
-        </w:rPr>
-        <w:t xml:space="preserve"> Фізично одночасне виконання кількох обчислень на різних ядрах процесора.</w:t>
+        <w:t>? Фізично одночасне виконання кількох обчислень на різних ядрах процесора.</w:t>
       </w:r>
     </w:p>
     <w:p>
@@ -18264,17 +17912,7 @@
           <w:szCs w:val="24"/>
           <w:lang w:val="ru-RU"/>
         </w:rPr>
-        <w:t>?</w:t>
-      </w:r>
-      <w:r>
-        <w:rPr>
-          <w:rFonts w:ascii="Times New Roman" w:hAnsi="Times New Roman" w:cs="Times New Roman"/>
-          <w:b/>
-          <w:sz w:val="24"/>
-          <w:szCs w:val="24"/>
-          <w:lang w:val="ru-RU"/>
-        </w:rPr>
-        <w:t xml:space="preserve"> </w:t>
+        <w:t xml:space="preserve">? </w:t>
       </w:r>
       <w:r>
         <w:rPr>
@@ -18302,16 +17940,7 @@
           <w:sz w:val="24"/>
           <w:szCs w:val="24"/>
         </w:rPr>
-        <w:t>para</w:t>
-      </w:r>
-      <w:r>
-        <w:rPr>
-          <w:rFonts w:ascii="Times New Roman" w:hAnsi="Times New Roman" w:cs="Times New Roman"/>
-          <w:b/>
-          <w:sz w:val="24"/>
-          <w:szCs w:val="24"/>
-        </w:rPr>
-        <w:t>llelism</w:t>
+        <w:t>parallelism</w:t>
       </w:r>
       <w:r>
         <w:rPr>
@@ -18367,17 +17996,7 @@
           <w:szCs w:val="24"/>
           <w:lang w:val="ru-RU"/>
         </w:rPr>
-        <w:t>?</w:t>
-      </w:r>
-      <w:r>
-        <w:rPr>
-          <w:rFonts w:ascii="Times New Roman" w:hAnsi="Times New Roman" w:cs="Times New Roman"/>
-          <w:b/>
-          <w:sz w:val="24"/>
-          <w:szCs w:val="24"/>
-          <w:lang w:val="ru-RU"/>
-        </w:rPr>
-        <w:t xml:space="preserve"> Екземпляр програми з власним адресним простором, пам'яттю та власним інтерпретатором </w:t>
+        <w:t xml:space="preserve">? Екземпляр програми з власним адресним простором, пам'яттю та власним інтерпретатором </w:t>
       </w:r>
       <w:r>
         <w:rPr>
@@ -18441,17 +18060,7 @@
           <w:szCs w:val="24"/>
           <w:lang w:val="ru-RU"/>
         </w:rPr>
-        <w:t>?</w:t>
-      </w:r>
-      <w:r>
-        <w:rPr>
-          <w:rFonts w:ascii="Times New Roman" w:hAnsi="Times New Roman" w:cs="Times New Roman"/>
-          <w:b/>
-          <w:sz w:val="24"/>
-          <w:szCs w:val="24"/>
-          <w:lang w:val="ru-RU"/>
-        </w:rPr>
-        <w:t xml:space="preserve"> Потік виконання всередині процесу, який ділить пам'ять процесу з іншими потоками.</w:t>
+        <w:t>? Потік виконання всередині процесу, який ділить пам'ять процесу з іншими потоками.</w:t>
       </w:r>
     </w:p>
     <w:p>
@@ -18477,17 +18086,7 @@
           <w:szCs w:val="24"/>
           <w:lang w:val="ru-RU"/>
         </w:rPr>
-        <w:t>Чи</w:t>
-      </w:r>
-      <w:r>
-        <w:rPr>
-          <w:rFonts w:ascii="Times New Roman" w:hAnsi="Times New Roman" w:cs="Times New Roman"/>
-          <w:b/>
-          <w:sz w:val="24"/>
-          <w:szCs w:val="24"/>
-          <w:lang w:val="ru-RU"/>
-        </w:rPr>
-        <w:t xml:space="preserve">м </w:t>
+        <w:t xml:space="preserve">Чим </w:t>
       </w:r>
       <w:r>
         <w:rPr>
@@ -18525,17 +18124,7 @@
           <w:szCs w:val="24"/>
           <w:lang w:val="ru-RU"/>
         </w:rPr>
-        <w:t>?</w:t>
-      </w:r>
-      <w:r>
-        <w:rPr>
-          <w:rFonts w:ascii="Times New Roman" w:hAnsi="Times New Roman" w:cs="Times New Roman"/>
-          <w:b/>
-          <w:sz w:val="24"/>
-          <w:szCs w:val="24"/>
-          <w:lang w:val="ru-RU"/>
-        </w:rPr>
-        <w:t xml:space="preserve"> Процеси ізольовані й важчі (власні пам'ять та </w:t>
+        <w:t xml:space="preserve">? Процеси ізольовані й важчі (власні пам'ять та </w:t>
       </w:r>
       <w:r>
         <w:rPr>
@@ -18599,7 +18188,16 @@
           <w:szCs w:val="24"/>
           <w:lang w:val="ru-RU"/>
         </w:rPr>
-        <w:t>?</w:t>
+        <w:t xml:space="preserve">? </w:t>
+      </w:r>
+      <w:r>
+        <w:rPr>
+          <w:rFonts w:ascii="Times New Roman" w:hAnsi="Times New Roman" w:cs="Times New Roman"/>
+          <w:b/>
+          <w:sz w:val="24"/>
+          <w:szCs w:val="24"/>
+        </w:rPr>
+        <w:t>Global</w:t>
       </w:r>
       <w:r>
         <w:rPr>
@@ -18618,7 +18216,7 @@
           <w:sz w:val="24"/>
           <w:szCs w:val="24"/>
         </w:rPr>
-        <w:t>Global</w:t>
+        <w:t>Interpreter</w:t>
       </w:r>
       <w:r>
         <w:rPr>
@@ -18637,25 +18235,6 @@
           <w:sz w:val="24"/>
           <w:szCs w:val="24"/>
         </w:rPr>
-        <w:t>Interpreter</w:t>
-      </w:r>
-      <w:r>
-        <w:rPr>
-          <w:rFonts w:ascii="Times New Roman" w:hAnsi="Times New Roman" w:cs="Times New Roman"/>
-          <w:b/>
-          <w:sz w:val="24"/>
-          <w:szCs w:val="24"/>
-          <w:lang w:val="ru-RU"/>
-        </w:rPr>
-        <w:t xml:space="preserve"> </w:t>
-      </w:r>
-      <w:r>
-        <w:rPr>
-          <w:rFonts w:ascii="Times New Roman" w:hAnsi="Times New Roman" w:cs="Times New Roman"/>
-          <w:b/>
-          <w:sz w:val="24"/>
-          <w:szCs w:val="24"/>
-        </w:rPr>
         <w:t>Lock</w:t>
       </w:r>
       <w:r>
@@ -18666,17 +18245,7 @@
           <w:szCs w:val="24"/>
           <w:lang w:val="ru-RU"/>
         </w:rPr>
-        <w:t xml:space="preserve"> — глобальне блокування інтерпр</w:t>
-      </w:r>
-      <w:r>
-        <w:rPr>
-          <w:rFonts w:ascii="Times New Roman" w:hAnsi="Times New Roman" w:cs="Times New Roman"/>
-          <w:b/>
-          <w:sz w:val="24"/>
-          <w:szCs w:val="24"/>
-          <w:lang w:val="ru-RU"/>
-        </w:rPr>
-        <w:t xml:space="preserve">етатора </w:t>
+        <w:t xml:space="preserve"> — глобальне блокування інтерпретатора </w:t>
       </w:r>
       <w:r>
         <w:rPr>
@@ -18759,17 +18328,7 @@
           <w:szCs w:val="24"/>
           <w:lang w:val="ru-RU"/>
         </w:rPr>
-        <w:t>?</w:t>
-      </w:r>
-      <w:r>
-        <w:rPr>
-          <w:rFonts w:ascii="Times New Roman" w:hAnsi="Times New Roman" w:cs="Times New Roman"/>
-          <w:b/>
-          <w:sz w:val="24"/>
-          <w:szCs w:val="24"/>
-          <w:lang w:val="ru-RU"/>
-        </w:rPr>
-        <w:t xml:space="preserve"> Забезпечує, що в межах одного процесу лише один потік одночасно виконує </w:t>
+        <w:t xml:space="preserve">? Забезпечує, що в межах одного процесу лише один потік одночасно виконує </w:t>
       </w:r>
       <w:r>
         <w:rPr>
@@ -18909,27 +18468,7 @@
           <w:szCs w:val="24"/>
           <w:lang w:val="ru-RU"/>
         </w:rPr>
-        <w:t xml:space="preserve"> задача?</w:t>
-      </w:r>
-      <w:r>
-        <w:rPr>
-          <w:rFonts w:ascii="Times New Roman" w:hAnsi="Times New Roman" w:cs="Times New Roman"/>
-          <w:b/>
-          <w:sz w:val="24"/>
-          <w:szCs w:val="24"/>
-          <w:lang w:val="ru-RU"/>
-        </w:rPr>
-        <w:t xml:space="preserve"> Задача, яка більшу</w:t>
-      </w:r>
-      <w:r>
-        <w:rPr>
-          <w:rFonts w:ascii="Times New Roman" w:hAnsi="Times New Roman" w:cs="Times New Roman"/>
-          <w:b/>
-          <w:sz w:val="24"/>
-          <w:szCs w:val="24"/>
-          <w:lang w:val="ru-RU"/>
-        </w:rPr>
-        <w:t xml:space="preserve"> частину часу виконує обчислення.</w:t>
+        <w:t xml:space="preserve"> задача? Задача, яка більшу частину часу виконує обчислення.</w:t>
       </w:r>
     </w:p>
     <w:p>
@@ -18993,17 +18532,7 @@
           <w:szCs w:val="24"/>
           <w:lang w:val="ru-RU"/>
         </w:rPr>
-        <w:t xml:space="preserve"> задачі.</w:t>
-      </w:r>
-      <w:r>
-        <w:rPr>
-          <w:rFonts w:ascii="Times New Roman" w:hAnsi="Times New Roman" w:cs="Times New Roman"/>
-          <w:b/>
-          <w:sz w:val="24"/>
-          <w:szCs w:val="24"/>
-          <w:lang w:val="ru-RU"/>
-        </w:rPr>
-        <w:t xml:space="preserve"> Обчислення рейтингового індексу для кожної з 300 000 книг; статистика сторінок.</w:t>
+        <w:t xml:space="preserve"> задачі. Обчислення рейтингового індексу для кожної з 300 000 книг; статистика сторінок.</w:t>
       </w:r>
     </w:p>
     <w:p>
@@ -19086,17 +18615,7 @@
           <w:szCs w:val="24"/>
           <w:lang w:val="ru-RU"/>
         </w:rPr>
-        <w:t xml:space="preserve"> задача?</w:t>
-      </w:r>
-      <w:r>
-        <w:rPr>
-          <w:rFonts w:ascii="Times New Roman" w:hAnsi="Times New Roman" w:cs="Times New Roman"/>
-          <w:b/>
-          <w:sz w:val="24"/>
-          <w:szCs w:val="24"/>
-          <w:lang w:val="ru-RU"/>
-        </w:rPr>
-        <w:t xml:space="preserve"> Задача, яка значну частину часу очікує введення-виведення.</w:t>
+        <w:t xml:space="preserve"> задача? Задача, яка значну частину часу очікує введення-виведення.</w:t>
       </w:r>
     </w:p>
     <w:p>
@@ -19179,17 +18698,7 @@
           <w:szCs w:val="24"/>
           <w:lang w:val="ru-RU"/>
         </w:rPr>
-        <w:t xml:space="preserve"> задачі.</w:t>
-      </w:r>
-      <w:r>
-        <w:rPr>
-          <w:rFonts w:ascii="Times New Roman" w:hAnsi="Times New Roman" w:cs="Times New Roman"/>
-          <w:b/>
-          <w:sz w:val="24"/>
-          <w:szCs w:val="24"/>
-          <w:lang w:val="ru-RU"/>
-        </w:rPr>
-        <w:t xml:space="preserve"> Читання кількох </w:t>
+        <w:t xml:space="preserve"> задачі. Читання кількох </w:t>
       </w:r>
       <w:r>
         <w:rPr>
@@ -19291,17 +18800,7 @@
           <w:szCs w:val="24"/>
           <w:lang w:val="ru-RU"/>
         </w:rPr>
-        <w:t>?</w:t>
-      </w:r>
-      <w:r>
-        <w:rPr>
-          <w:rFonts w:ascii="Times New Roman" w:hAnsi="Times New Roman" w:cs="Times New Roman"/>
-          <w:b/>
-          <w:sz w:val="24"/>
-          <w:szCs w:val="24"/>
-          <w:lang w:val="ru-RU"/>
-        </w:rPr>
-        <w:t xml:space="preserve"> Для </w:t>
+        <w:t xml:space="preserve">? Для </w:t>
       </w:r>
       <w:r>
         <w:rPr>
@@ -19403,17 +18902,7 @@
           <w:szCs w:val="24"/>
           <w:lang w:val="ru-RU"/>
         </w:rPr>
-        <w:t>?</w:t>
-      </w:r>
-      <w:r>
-        <w:rPr>
-          <w:rFonts w:ascii="Times New Roman" w:hAnsi="Times New Roman" w:cs="Times New Roman"/>
-          <w:b/>
-          <w:sz w:val="24"/>
-          <w:szCs w:val="24"/>
-          <w:lang w:val="ru-RU"/>
-        </w:rPr>
-        <w:t xml:space="preserve"> Для важких </w:t>
+        <w:t xml:space="preserve">? Для важких </w:t>
       </w:r>
       <w:r>
         <w:rPr>
@@ -19441,16 +18930,7 @@
           <w:sz w:val="24"/>
           <w:szCs w:val="24"/>
         </w:rPr>
-        <w:t>b</w:t>
-      </w:r>
-      <w:r>
-        <w:rPr>
-          <w:rFonts w:ascii="Times New Roman" w:hAnsi="Times New Roman" w:cs="Times New Roman"/>
-          <w:b/>
-          <w:sz w:val="24"/>
-          <w:szCs w:val="24"/>
-        </w:rPr>
-        <w:t>ound</w:t>
+        <w:t>bound</w:t>
       </w:r>
       <w:r>
         <w:rPr>
@@ -19504,17 +18984,7 @@
           <w:szCs w:val="24"/>
           <w:lang w:val="ru-RU"/>
         </w:rPr>
-        <w:t>?</w:t>
-      </w:r>
-      <w:r>
-        <w:rPr>
-          <w:rFonts w:ascii="Times New Roman" w:hAnsi="Times New Roman" w:cs="Times New Roman"/>
-          <w:b/>
-          <w:sz w:val="24"/>
-          <w:szCs w:val="24"/>
-          <w:lang w:val="ru-RU"/>
-        </w:rPr>
-        <w:t xml:space="preserve"> Для створення потоку виконання з цільовою функцією </w:t>
+        <w:t xml:space="preserve">? Для створення потоку виконання з цільовою функцією </w:t>
       </w:r>
       <w:r>
         <w:rPr>
@@ -19589,6 +19059,7 @@
         </w:rPr>
         <w:t xml:space="preserve">Для чого використовується </w:t>
       </w:r>
+      <w:proofErr w:type="gramStart"/>
       <w:r>
         <w:rPr>
           <w:rFonts w:ascii="Times New Roman" w:hAnsi="Times New Roman" w:cs="Times New Roman"/>
@@ -19606,17 +19077,18 @@
           <w:szCs w:val="24"/>
           <w:lang w:val="ru-RU"/>
         </w:rPr>
-        <w:t>()?</w:t>
-      </w:r>
-      <w:r>
-        <w:rPr>
-          <w:rFonts w:ascii="Times New Roman" w:hAnsi="Times New Roman" w:cs="Times New Roman"/>
-          <w:b/>
-          <w:sz w:val="24"/>
-          <w:szCs w:val="24"/>
-          <w:lang w:val="ru-RU"/>
-        </w:rPr>
-        <w:t xml:space="preserve"> Запускає потік.</w:t>
+        <w:t>(</w:t>
+      </w:r>
+      <w:proofErr w:type="gramEnd"/>
+      <w:r>
+        <w:rPr>
+          <w:rFonts w:ascii="Times New Roman" w:hAnsi="Times New Roman" w:cs="Times New Roman"/>
+          <w:b/>
+          <w:sz w:val="24"/>
+          <w:szCs w:val="24"/>
+          <w:lang w:val="ru-RU"/>
+        </w:rPr>
+        <w:t>)? Запускає потік.</w:t>
       </w:r>
     </w:p>
     <w:p>
@@ -19644,6 +19116,7 @@
         </w:rPr>
         <w:t xml:space="preserve">Для чого використовується </w:t>
       </w:r>
+      <w:proofErr w:type="gramStart"/>
       <w:r>
         <w:rPr>
           <w:rFonts w:ascii="Times New Roman" w:hAnsi="Times New Roman" w:cs="Times New Roman"/>
@@ -19661,27 +19134,18 @@
           <w:szCs w:val="24"/>
           <w:lang w:val="ru-RU"/>
         </w:rPr>
-        <w:t>()?</w:t>
-      </w:r>
-      <w:r>
-        <w:rPr>
-          <w:rFonts w:ascii="Times New Roman" w:hAnsi="Times New Roman" w:cs="Times New Roman"/>
-          <w:b/>
-          <w:sz w:val="24"/>
-          <w:szCs w:val="24"/>
-          <w:lang w:val="ru-RU"/>
-        </w:rPr>
-        <w:t xml:space="preserve"> Бл</w:t>
-      </w:r>
-      <w:r>
-        <w:rPr>
-          <w:rFonts w:ascii="Times New Roman" w:hAnsi="Times New Roman" w:cs="Times New Roman"/>
-          <w:b/>
-          <w:sz w:val="24"/>
-          <w:szCs w:val="24"/>
-          <w:lang w:val="ru-RU"/>
-        </w:rPr>
-        <w:t>окує викликаючий потік до завершення іншого потоку.</w:t>
+        <w:t>(</w:t>
+      </w:r>
+      <w:proofErr w:type="gramEnd"/>
+      <w:r>
+        <w:rPr>
+          <w:rFonts w:ascii="Times New Roman" w:hAnsi="Times New Roman" w:cs="Times New Roman"/>
+          <w:b/>
+          <w:sz w:val="24"/>
+          <w:szCs w:val="24"/>
+          <w:lang w:val="ru-RU"/>
+        </w:rPr>
+        <w:t>)? Блокує викликаючий потік до завершення іншого потоку.</w:t>
       </w:r>
     </w:p>
     <w:p>
@@ -19745,17 +19209,7 @@
           <w:szCs w:val="24"/>
           <w:lang w:val="ru-RU"/>
         </w:rPr>
-        <w:t>?</w:t>
-      </w:r>
-      <w:r>
-        <w:rPr>
-          <w:rFonts w:ascii="Times New Roman" w:hAnsi="Times New Roman" w:cs="Times New Roman"/>
-          <w:b/>
-          <w:sz w:val="24"/>
-          <w:szCs w:val="24"/>
-          <w:lang w:val="ru-RU"/>
-        </w:rPr>
-        <w:t xml:space="preserve"> Ситуація, коли результат залежить від порядку виконання потоків під час зміни спільних даних (наприклад, втрачені оновлення лічильника).</w:t>
+        <w:t>? Ситуація, коли результат залежить від порядку виконання потоків під час зміни спільних даних (наприклад, втрачені оновлення лічильника).</w:t>
       </w:r>
     </w:p>
     <w:p>
@@ -19819,27 +19273,7 @@
           <w:szCs w:val="24"/>
           <w:lang w:val="ru-RU"/>
         </w:rPr>
-        <w:t>?</w:t>
-      </w:r>
-      <w:r>
-        <w:rPr>
-          <w:rFonts w:ascii="Times New Roman" w:hAnsi="Times New Roman" w:cs="Times New Roman"/>
-          <w:b/>
-          <w:sz w:val="24"/>
-          <w:szCs w:val="24"/>
-          <w:lang w:val="ru-RU"/>
-        </w:rPr>
-        <w:t xml:space="preserve"> Ділянка коду, що </w:t>
-      </w:r>
-      <w:r>
-        <w:rPr>
-          <w:rFonts w:ascii="Times New Roman" w:hAnsi="Times New Roman" w:cs="Times New Roman"/>
-          <w:b/>
-          <w:sz w:val="24"/>
-          <w:szCs w:val="24"/>
-          <w:lang w:val="ru-RU"/>
-        </w:rPr>
-        <w:t>змінює спільні дані й повинна виконуватися лише одним потоком одночасно.</w:t>
+        <w:t>? Ділянка коду, що змінює спільні дані й повинна виконуватися лише одним потоком одночасно.</w:t>
       </w:r>
     </w:p>
     <w:p>
@@ -19884,17 +19318,7 @@
           <w:szCs w:val="24"/>
           <w:lang w:val="ru-RU"/>
         </w:rPr>
-        <w:t>?</w:t>
-      </w:r>
-      <w:r>
-        <w:rPr>
-          <w:rFonts w:ascii="Times New Roman" w:hAnsi="Times New Roman" w:cs="Times New Roman"/>
-          <w:b/>
-          <w:sz w:val="24"/>
-          <w:szCs w:val="24"/>
-          <w:lang w:val="ru-RU"/>
-        </w:rPr>
-        <w:t xml:space="preserve"> Забезпечує взаємне виключення: лише один потік входить у критичну секцію.</w:t>
+        <w:t>? Забезпечує взаємне виключення: лише один потік входить у критичну секцію.</w:t>
       </w:r>
     </w:p>
     <w:p>
@@ -19939,27 +19363,7 @@
           <w:szCs w:val="24"/>
           <w:lang w:val="ru-RU"/>
         </w:rPr>
-        <w:t>?</w:t>
-      </w:r>
-      <w:r>
-        <w:rPr>
-          <w:rFonts w:ascii="Times New Roman" w:hAnsi="Times New Roman" w:cs="Times New Roman"/>
-          <w:b/>
-          <w:sz w:val="24"/>
-          <w:szCs w:val="24"/>
-          <w:lang w:val="ru-RU"/>
-        </w:rPr>
-        <w:t xml:space="preserve"> Узгодження доступу потоків до спільних ресурсів, щоб</w:t>
-      </w:r>
-      <w:r>
-        <w:rPr>
-          <w:rFonts w:ascii="Times New Roman" w:hAnsi="Times New Roman" w:cs="Times New Roman"/>
-          <w:b/>
-          <w:sz w:val="24"/>
-          <w:szCs w:val="24"/>
-          <w:lang w:val="ru-RU"/>
-        </w:rPr>
-        <w:t xml:space="preserve"> уникнути гонок.</w:t>
+        <w:t>? Узгодження доступу потоків до спільних ресурсів, щоб уникнути гонок.</w:t>
       </w:r>
     </w:p>
     <w:p>
@@ -19983,16 +19387,7 @@
           <w:sz w:val="24"/>
           <w:szCs w:val="24"/>
         </w:rPr>
-        <w:t>Чи завжди synchronization покращує performance?</w:t>
-      </w:r>
-      <w:r>
-        <w:rPr>
-          <w:rFonts w:ascii="Times New Roman" w:hAnsi="Times New Roman" w:cs="Times New Roman"/>
-          <w:b/>
-          <w:sz w:val="24"/>
-          <w:szCs w:val="24"/>
-        </w:rPr>
-        <w:t xml:space="preserve"> Ні, вона додає накладні витрати і частково серіалізує виконання; її мета — коректність.</w:t>
+        <w:t>Чи завжди synchronization покращує performance? Ні, вона додає накладні витрати і частково серіалізує виконання; її мета — коректність.</w:t>
       </w:r>
     </w:p>
     <w:p>
@@ -20016,16 +19411,7 @@
           <w:sz w:val="24"/>
           <w:szCs w:val="24"/>
         </w:rPr>
-        <w:t>Що таке ThreadPoolExecutor?</w:t>
-      </w:r>
-      <w:r>
-        <w:rPr>
-          <w:rFonts w:ascii="Times New Roman" w:hAnsi="Times New Roman" w:cs="Times New Roman"/>
-          <w:b/>
-          <w:sz w:val="24"/>
-          <w:szCs w:val="24"/>
-        </w:rPr>
-        <w:t xml:space="preserve"> Високорівневий пул потоків із </w:t>
+        <w:t xml:space="preserve">Що таке ThreadPoolExecutor? Високорівневий пул потоків із </w:t>
       </w:r>
       <w:r>
         <w:rPr>
@@ -20070,27 +19456,7 @@
           <w:szCs w:val="24"/>
           <w:lang w:val="ru-RU"/>
         </w:rPr>
-        <w:t>Коли його доцільно викори</w:t>
-      </w:r>
-      <w:r>
-        <w:rPr>
-          <w:rFonts w:ascii="Times New Roman" w:hAnsi="Times New Roman" w:cs="Times New Roman"/>
-          <w:b/>
-          <w:sz w:val="24"/>
-          <w:szCs w:val="24"/>
-          <w:lang w:val="ru-RU"/>
-        </w:rPr>
-        <w:t>стовувати?</w:t>
-      </w:r>
-      <w:r>
-        <w:rPr>
-          <w:rFonts w:ascii="Times New Roman" w:hAnsi="Times New Roman" w:cs="Times New Roman"/>
-          <w:b/>
-          <w:sz w:val="24"/>
-          <w:szCs w:val="24"/>
-          <w:lang w:val="ru-RU"/>
-        </w:rPr>
-        <w:t xml:space="preserve"> Для </w:t>
+        <w:t xml:space="preserve">Коли його доцільно використовувати? Для </w:t>
       </w:r>
       <w:r>
         <w:rPr>
@@ -20193,17 +19559,7 @@
           <w:szCs w:val="24"/>
           <w:lang w:val="ru-RU"/>
         </w:rPr>
-        <w:t>?</w:t>
-      </w:r>
-      <w:r>
-        <w:rPr>
-          <w:rFonts w:ascii="Times New Roman" w:hAnsi="Times New Roman" w:cs="Times New Roman"/>
-          <w:b/>
-          <w:sz w:val="24"/>
-          <w:szCs w:val="24"/>
-          <w:lang w:val="ru-RU"/>
-        </w:rPr>
-        <w:t xml:space="preserve"> Високорівневий пул процесів із </w:t>
+        <w:t xml:space="preserve">? Високорівневий пул процесів із </w:t>
       </w:r>
       <w:r>
         <w:rPr>
@@ -20270,17 +19626,7 @@
           <w:szCs w:val="24"/>
           <w:lang w:val="ru-RU"/>
         </w:rPr>
-        <w:t>Коли його доцільно використовувати?</w:t>
-      </w:r>
-      <w:r>
-        <w:rPr>
-          <w:rFonts w:ascii="Times New Roman" w:hAnsi="Times New Roman" w:cs="Times New Roman"/>
-          <w:b/>
-          <w:sz w:val="24"/>
-          <w:szCs w:val="24"/>
-          <w:lang w:val="ru-RU"/>
-        </w:rPr>
-        <w:t xml:space="preserve"> Для </w:t>
+        <w:t xml:space="preserve">Коли його доцільно використовувати? Для </w:t>
       </w:r>
       <w:r>
         <w:rPr>
@@ -20346,6 +19692,7 @@
         </w:rPr>
         <w:t xml:space="preserve">Для чого використовується </w:t>
       </w:r>
+      <w:proofErr w:type="gramStart"/>
       <w:r>
         <w:rPr>
           <w:rFonts w:ascii="Times New Roman" w:hAnsi="Times New Roman" w:cs="Times New Roman"/>
@@ -20382,27 +19729,18 @@
           <w:szCs w:val="24"/>
           <w:lang w:val="ru-RU"/>
         </w:rPr>
-        <w:t>()?</w:t>
-      </w:r>
-      <w:r>
-        <w:rPr>
-          <w:rFonts w:ascii="Times New Roman" w:hAnsi="Times New Roman" w:cs="Times New Roman"/>
-          <w:b/>
-          <w:sz w:val="24"/>
-          <w:szCs w:val="24"/>
-          <w:lang w:val="ru-RU"/>
-        </w:rPr>
-        <w:t xml:space="preserve"> Застосовує функцію до еле</w:t>
-      </w:r>
-      <w:r>
-        <w:rPr>
-          <w:rFonts w:ascii="Times New Roman" w:hAnsi="Times New Roman" w:cs="Times New Roman"/>
-          <w:b/>
-          <w:sz w:val="24"/>
-          <w:szCs w:val="24"/>
-          <w:lang w:val="ru-RU"/>
-        </w:rPr>
-        <w:t>ментів послідовності у пулі й повертає результати в порядку вхідних даних.</w:t>
+        <w:t>(</w:t>
+      </w:r>
+      <w:proofErr w:type="gramEnd"/>
+      <w:r>
+        <w:rPr>
+          <w:rFonts w:ascii="Times New Roman" w:hAnsi="Times New Roman" w:cs="Times New Roman"/>
+          <w:b/>
+          <w:sz w:val="24"/>
+          <w:szCs w:val="24"/>
+          <w:lang w:val="ru-RU"/>
+        </w:rPr>
+        <w:t>)? Застосовує функцію до елементів послідовності у пулі й повертає результати в порядку вхідних даних.</w:t>
       </w:r>
     </w:p>
     <w:p>
@@ -20447,17 +19785,7 @@
           <w:szCs w:val="24"/>
           <w:lang w:val="ru-RU"/>
         </w:rPr>
-        <w:t>?</w:t>
-      </w:r>
-      <w:r>
-        <w:rPr>
-          <w:rFonts w:ascii="Times New Roman" w:hAnsi="Times New Roman" w:cs="Times New Roman"/>
-          <w:b/>
-          <w:sz w:val="24"/>
-          <w:szCs w:val="24"/>
-          <w:lang w:val="ru-RU"/>
-        </w:rPr>
-        <w:t xml:space="preserve"> Окремий потік або процес пулу, що виконує задачі.</w:t>
+        <w:t>? Окремий потік або процес пулу, що виконує задачі.</w:t>
       </w:r>
     </w:p>
     <w:p>
@@ -20502,17 +19830,7 @@
           <w:szCs w:val="24"/>
           <w:lang w:val="ru-RU"/>
         </w:rPr>
-        <w:t xml:space="preserve"> дає більшу швидкість?</w:t>
-      </w:r>
-      <w:r>
-        <w:rPr>
-          <w:rFonts w:ascii="Times New Roman" w:hAnsi="Times New Roman" w:cs="Times New Roman"/>
-          <w:b/>
-          <w:sz w:val="24"/>
-          <w:szCs w:val="24"/>
-          <w:lang w:val="ru-RU"/>
-        </w:rPr>
-        <w:t xml:space="preserve"> Ні: обмежують кількість ядер, </w:t>
+        <w:t xml:space="preserve"> дає більшу швидкість? Ні: обмежують кількість ядер, </w:t>
       </w:r>
       <w:r>
         <w:rPr>
@@ -20614,17 +19932,7 @@
           <w:szCs w:val="24"/>
           <w:lang w:val="ru-RU"/>
         </w:rPr>
-        <w:t>?</w:t>
-      </w:r>
-      <w:r>
-        <w:rPr>
-          <w:rFonts w:ascii="Times New Roman" w:hAnsi="Times New Roman" w:cs="Times New Roman"/>
-          <w:b/>
-          <w:sz w:val="24"/>
-          <w:szCs w:val="24"/>
-          <w:lang w:val="ru-RU"/>
-        </w:rPr>
-        <w:t xml:space="preserve"> Витрати на запуск процесів, серіалізацію, передачу даних і збір результатів.</w:t>
+        <w:t>? Витрати на запуск процесів, серіалізацію, передачу даних і збір результатів.</w:t>
       </w:r>
     </w:p>
     <w:p>
@@ -20669,17 +19977,7 @@
           <w:szCs w:val="24"/>
           <w:lang w:val="ru-RU"/>
         </w:rPr>
-        <w:t>?</w:t>
-      </w:r>
-      <w:r>
-        <w:rPr>
-          <w:rFonts w:ascii="Times New Roman" w:hAnsi="Times New Roman" w:cs="Times New Roman"/>
-          <w:b/>
-          <w:sz w:val="24"/>
-          <w:szCs w:val="24"/>
-          <w:lang w:val="ru-RU"/>
-        </w:rPr>
-        <w:t xml:space="preserve"> Перетворення об'єктів у байти (</w:t>
+        <w:t>? Перетворення об'єктів у байти (</w:t>
       </w:r>
       <w:r>
         <w:rPr>
@@ -20743,27 +20041,7 @@
           <w:szCs w:val="24"/>
           <w:lang w:val="ru-RU"/>
         </w:rPr>
-        <w:t xml:space="preserve"> може бути повільним для маленьких </w:t>
-      </w:r>
-      <w:r>
-        <w:rPr>
-          <w:rFonts w:ascii="Times New Roman" w:hAnsi="Times New Roman" w:cs="Times New Roman"/>
-          <w:b/>
-          <w:sz w:val="24"/>
-          <w:szCs w:val="24"/>
-          <w:lang w:val="ru-RU"/>
-        </w:rPr>
-        <w:t>задач?</w:t>
-      </w:r>
-      <w:r>
-        <w:rPr>
-          <w:rFonts w:ascii="Times New Roman" w:hAnsi="Times New Roman" w:cs="Times New Roman"/>
-          <w:b/>
-          <w:sz w:val="24"/>
-          <w:szCs w:val="24"/>
-          <w:lang w:val="ru-RU"/>
-        </w:rPr>
-        <w:t xml:space="preserve"> Накладні витрати перевищують виграш від паралельного виконання.</w:t>
+        <w:t xml:space="preserve"> може бути повільним для маленьких задач? Накладні витрати перевищують виграш від паралельного виконання.</w:t>
       </w:r>
     </w:p>
     <w:p>
@@ -20808,17 +20086,7 @@
           <w:szCs w:val="24"/>
           <w:lang w:val="ru-RU"/>
         </w:rPr>
-        <w:t>?</w:t>
-      </w:r>
-      <w:r>
-        <w:rPr>
-          <w:rFonts w:ascii="Times New Roman" w:hAnsi="Times New Roman" w:cs="Times New Roman"/>
-          <w:b/>
-          <w:sz w:val="24"/>
-          <w:szCs w:val="24"/>
-          <w:lang w:val="ru-RU"/>
-        </w:rPr>
-        <w:t xml:space="preserve"> Для вимірювання часу виконання невеликих фрагментів коду з багаторазовим повторенням.</w:t>
+        <w:t>? Для вимірювання часу виконання невеликих фрагментів коду з багаторазовим повторенням.</w:t>
       </w:r>
     </w:p>
     <w:p>
@@ -20865,6 +20133,7 @@
         </w:rPr>
         <w:t>_</w:t>
       </w:r>
+      <w:proofErr w:type="gramStart"/>
       <w:r>
         <w:rPr>
           <w:rFonts w:ascii="Times New Roman" w:hAnsi="Times New Roman" w:cs="Times New Roman"/>
@@ -20882,27 +20151,18 @@
           <w:szCs w:val="24"/>
           <w:lang w:val="ru-RU"/>
         </w:rPr>
-        <w:t>()?</w:t>
-      </w:r>
-      <w:r>
-        <w:rPr>
-          <w:rFonts w:ascii="Times New Roman" w:hAnsi="Times New Roman" w:cs="Times New Roman"/>
-          <w:b/>
-          <w:sz w:val="24"/>
-          <w:szCs w:val="24"/>
-          <w:lang w:val="ru-RU"/>
-        </w:rPr>
-        <w:t xml:space="preserve"> Високоточний таймер для</w:t>
-      </w:r>
-      <w:r>
-        <w:rPr>
-          <w:rFonts w:ascii="Times New Roman" w:hAnsi="Times New Roman" w:cs="Times New Roman"/>
-          <w:b/>
-          <w:sz w:val="24"/>
-          <w:szCs w:val="24"/>
-          <w:lang w:val="ru-RU"/>
-        </w:rPr>
-        <w:t xml:space="preserve"> вимірювання тривалості операцій.</w:t>
+        <w:t>(</w:t>
+      </w:r>
+      <w:proofErr w:type="gramEnd"/>
+      <w:r>
+        <w:rPr>
+          <w:rFonts w:ascii="Times New Roman" w:hAnsi="Times New Roman" w:cs="Times New Roman"/>
+          <w:b/>
+          <w:sz w:val="24"/>
+          <w:szCs w:val="24"/>
+          <w:lang w:val="ru-RU"/>
+        </w:rPr>
+        <w:t>)? Високоточний таймер для вимірювання тривалості операцій.</w:t>
       </w:r>
     </w:p>
     <w:p>
@@ -20966,17 +20226,7 @@
           <w:szCs w:val="24"/>
           <w:lang w:val="ru-RU"/>
         </w:rPr>
-        <w:t>?</w:t>
-      </w:r>
-      <w:r>
-        <w:rPr>
-          <w:rFonts w:ascii="Times New Roman" w:hAnsi="Times New Roman" w:cs="Times New Roman"/>
-          <w:b/>
-          <w:sz w:val="24"/>
-          <w:szCs w:val="24"/>
-          <w:lang w:val="ru-RU"/>
-        </w:rPr>
-        <w:t xml:space="preserve"> Час варіюється через кеш процесора, ОС та фонові процеси; середнє або медіана надійніші за один запуск.</w:t>
+        <w:t>? Час варіюється через кеш процесора, ОС та фонові процеси; середнє або медіана надійніші за один запуск.</w:t>
       </w:r>
     </w:p>
     <w:p>
@@ -21021,17 +20271,7 @@
           <w:szCs w:val="24"/>
           <w:lang w:val="ru-RU"/>
         </w:rPr>
-        <w:t>?</w:t>
-      </w:r>
-      <w:r>
-        <w:rPr>
-          <w:rFonts w:ascii="Times New Roman" w:hAnsi="Times New Roman" w:cs="Times New Roman"/>
-          <w:b/>
-          <w:sz w:val="24"/>
-          <w:szCs w:val="24"/>
-          <w:lang w:val="ru-RU"/>
-        </w:rPr>
-        <w:t xml:space="preserve"> Аналіз того, на що програма витрачає час або пам'ять.</w:t>
+        <w:t>? Аналіз того, на що програма витрачає час або пам'ять.</w:t>
       </w:r>
     </w:p>
     <w:p>
@@ -21076,17 +20316,7 @@
           <w:szCs w:val="24"/>
           <w:lang w:val="ru-RU"/>
         </w:rPr>
-        <w:t>?</w:t>
-      </w:r>
-      <w:r>
-        <w:rPr>
-          <w:rFonts w:ascii="Times New Roman" w:hAnsi="Times New Roman" w:cs="Times New Roman"/>
-          <w:b/>
-          <w:sz w:val="24"/>
-          <w:szCs w:val="24"/>
-          <w:lang w:val="ru-RU"/>
-        </w:rPr>
-        <w:t xml:space="preserve"> Для вимірювання часу та кількості викликів функцій програми.</w:t>
+        <w:t>? Для вимірювання часу та кількості викликів функцій програми.</w:t>
       </w:r>
     </w:p>
     <w:p>
@@ -21131,17 +20361,7 @@
           <w:szCs w:val="24"/>
           <w:lang w:val="ru-RU"/>
         </w:rPr>
-        <w:t>?</w:t>
-      </w:r>
-      <w:r>
-        <w:rPr>
-          <w:rFonts w:ascii="Times New Roman" w:hAnsi="Times New Roman" w:cs="Times New Roman"/>
-          <w:b/>
-          <w:sz w:val="24"/>
-          <w:szCs w:val="24"/>
-          <w:lang w:val="ru-RU"/>
-        </w:rPr>
-        <w:t xml:space="preserve"> Кількість викликів функції.</w:t>
+        <w:t>? Кількість викликів функції.</w:t>
       </w:r>
     </w:p>
     <w:p>
@@ -21186,17 +20406,7 @@
           <w:szCs w:val="24"/>
           <w:lang w:val="ru-RU"/>
         </w:rPr>
-        <w:t>?</w:t>
-      </w:r>
-      <w:r>
-        <w:rPr>
-          <w:rFonts w:ascii="Times New Roman" w:hAnsi="Times New Roman" w:cs="Times New Roman"/>
-          <w:b/>
-          <w:sz w:val="24"/>
-          <w:szCs w:val="24"/>
-          <w:lang w:val="ru-RU"/>
-        </w:rPr>
-        <w:t xml:space="preserve"> Час у самій функції без вкладених викликів.</w:t>
+        <w:t>? Час у самій функції без вкладених викликів.</w:t>
       </w:r>
     </w:p>
     <w:p>
@@ -21241,27 +20451,7 @@
           <w:szCs w:val="24"/>
           <w:lang w:val="ru-RU"/>
         </w:rPr>
-        <w:t>?</w:t>
-      </w:r>
-      <w:r>
-        <w:rPr>
-          <w:rFonts w:ascii="Times New Roman" w:hAnsi="Times New Roman" w:cs="Times New Roman"/>
-          <w:b/>
-          <w:sz w:val="24"/>
-          <w:szCs w:val="24"/>
-          <w:lang w:val="ru-RU"/>
-        </w:rPr>
-        <w:t xml:space="preserve"> Накопичений час функції раз</w:t>
-      </w:r>
-      <w:r>
-        <w:rPr>
-          <w:rFonts w:ascii="Times New Roman" w:hAnsi="Times New Roman" w:cs="Times New Roman"/>
-          <w:b/>
-          <w:sz w:val="24"/>
-          <w:szCs w:val="24"/>
-          <w:lang w:val="ru-RU"/>
-        </w:rPr>
-        <w:t>ом із вкладеними викликами.</w:t>
+        <w:t>? Накопичений час функції разом із вкладеними викликами.</w:t>
       </w:r>
     </w:p>
     <w:p>
@@ -21306,17 +20496,7 @@
           <w:szCs w:val="24"/>
           <w:lang w:val="ru-RU"/>
         </w:rPr>
-        <w:t>?</w:t>
-      </w:r>
-      <w:r>
-        <w:rPr>
-          <w:rFonts w:ascii="Times New Roman" w:hAnsi="Times New Roman" w:cs="Times New Roman"/>
-          <w:b/>
-          <w:sz w:val="24"/>
-          <w:szCs w:val="24"/>
-          <w:lang w:val="ru-RU"/>
-        </w:rPr>
-        <w:t xml:space="preserve"> Місце програми, що найбільше обмежує загальну продуктивність.</w:t>
+        <w:t>? Місце програми, що найбільше обмежує загальну продуктивність.</w:t>
       </w:r>
     </w:p>
     <w:p>
@@ -21361,17 +20541,7 @@
           <w:szCs w:val="24"/>
           <w:lang w:val="ru-RU"/>
         </w:rPr>
-        <w:t>?</w:t>
-      </w:r>
-      <w:r>
-        <w:rPr>
-          <w:rFonts w:ascii="Times New Roman" w:hAnsi="Times New Roman" w:cs="Times New Roman"/>
-          <w:b/>
-          <w:sz w:val="24"/>
-          <w:szCs w:val="24"/>
-          <w:lang w:val="ru-RU"/>
-        </w:rPr>
-        <w:t xml:space="preserve"> Профілювати програму (</w:t>
+        <w:t>? Профілювати програму (</w:t>
       </w:r>
       <w:r>
         <w:rPr>
@@ -21455,17 +20625,7 @@
           <w:szCs w:val="24"/>
           <w:lang w:val="ru-RU"/>
         </w:rPr>
-        <w:t>?</w:t>
-      </w:r>
-      <w:r>
-        <w:rPr>
-          <w:rFonts w:ascii="Times New Roman" w:hAnsi="Times New Roman" w:cs="Times New Roman"/>
-          <w:b/>
-          <w:sz w:val="24"/>
-          <w:szCs w:val="24"/>
-          <w:lang w:val="ru-RU"/>
-        </w:rPr>
-        <w:t xml:space="preserve"> Для відстеження пам'яті, виділеної </w:t>
+        <w:t xml:space="preserve">? Для відстеження пам'яті, виділеної </w:t>
       </w:r>
       <w:r>
         <w:rPr>
@@ -21548,17 +20708,7 @@
           <w:szCs w:val="24"/>
           <w:lang w:val="ru-RU"/>
         </w:rPr>
-        <w:t>?</w:t>
-      </w:r>
-      <w:r>
-        <w:rPr>
-          <w:rFonts w:ascii="Times New Roman" w:hAnsi="Times New Roman" w:cs="Times New Roman"/>
-          <w:b/>
-          <w:sz w:val="24"/>
-          <w:szCs w:val="24"/>
-          <w:lang w:val="ru-RU"/>
-        </w:rPr>
-        <w:t xml:space="preserve"> Максимальний обсяг пам'яті, використаний за час вимірювання.</w:t>
+        <w:t>? Максимальний обсяг пам'яті, використаний за час вимірювання.</w:t>
       </w:r>
     </w:p>
     <w:p>
@@ -21603,17 +20753,7 @@
           <w:szCs w:val="24"/>
           <w:lang w:val="ru-RU"/>
         </w:rPr>
-        <w:t>?</w:t>
-      </w:r>
-      <w:r>
-        <w:rPr>
-          <w:rFonts w:ascii="Times New Roman" w:hAnsi="Times New Roman" w:cs="Times New Roman"/>
-          <w:b/>
-          <w:sz w:val="24"/>
-          <w:szCs w:val="24"/>
-          <w:lang w:val="ru-RU"/>
-        </w:rPr>
-        <w:t xml:space="preserve"> Бібліотека для ефективних операцій над числовими масивами.</w:t>
+        <w:t>? Бібліотека для ефективних операцій над числовими масивами.</w:t>
       </w:r>
     </w:p>
     <w:p>
@@ -21658,27 +20798,7 @@
           <w:szCs w:val="24"/>
           <w:lang w:val="ru-RU"/>
         </w:rPr>
-        <w:t>?</w:t>
-      </w:r>
-      <w:r>
-        <w:rPr>
-          <w:rFonts w:ascii="Times New Roman" w:hAnsi="Times New Roman" w:cs="Times New Roman"/>
-          <w:b/>
-          <w:sz w:val="24"/>
-          <w:szCs w:val="24"/>
-          <w:lang w:val="ru-RU"/>
-        </w:rPr>
-        <w:t xml:space="preserve"> Виконання операції над усім масив</w:t>
-      </w:r>
-      <w:r>
-        <w:rPr>
-          <w:rFonts w:ascii="Times New Roman" w:hAnsi="Times New Roman" w:cs="Times New Roman"/>
-          <w:b/>
-          <w:sz w:val="24"/>
-          <w:szCs w:val="24"/>
-          <w:lang w:val="ru-RU"/>
-        </w:rPr>
-        <w:t xml:space="preserve">ом без явного </w:t>
+        <w:t xml:space="preserve">? Виконання операції над усім масивом без явного </w:t>
       </w:r>
       <w:r>
         <w:rPr>
@@ -21781,17 +20901,7 @@
           <w:szCs w:val="24"/>
           <w:lang w:val="ru-RU"/>
         </w:rPr>
-        <w:t>?</w:t>
-      </w:r>
-      <w:r>
-        <w:rPr>
-          <w:rFonts w:ascii="Times New Roman" w:hAnsi="Times New Roman" w:cs="Times New Roman"/>
-          <w:b/>
-          <w:sz w:val="24"/>
-          <w:szCs w:val="24"/>
-          <w:lang w:val="ru-RU"/>
-        </w:rPr>
-        <w:t xml:space="preserve"> Цикли виконуються в оптимізованому низькорівневому коді над однорідними даними в неперервній пам'яті.</w:t>
+        <w:t>? Цикли виконуються в оптимізованому низькорівневому коді над однорідними даними в неперервній пам'яті.</w:t>
       </w:r>
     </w:p>
     <w:p>
@@ -21836,27 +20946,7 @@
           <w:szCs w:val="24"/>
           <w:lang w:val="ru-RU"/>
         </w:rPr>
-        <w:t>?</w:t>
-      </w:r>
-      <w:r>
-        <w:rPr>
-          <w:rFonts w:ascii="Times New Roman" w:hAnsi="Times New Roman" w:cs="Times New Roman"/>
-          <w:b/>
-          <w:sz w:val="24"/>
-          <w:szCs w:val="24"/>
-          <w:lang w:val="ru-RU"/>
-        </w:rPr>
-        <w:t xml:space="preserve"> Збереження результатів дорогих обчислень для повторного використанн</w:t>
-      </w:r>
-      <w:r>
-        <w:rPr>
-          <w:rFonts w:ascii="Times New Roman" w:hAnsi="Times New Roman" w:cs="Times New Roman"/>
-          <w:b/>
-          <w:sz w:val="24"/>
-          <w:szCs w:val="24"/>
-          <w:lang w:val="ru-RU"/>
-        </w:rPr>
-        <w:t>я.</w:t>
+        <w:t>? Збереження результатів дорогих обчислень для повторного використання.</w:t>
       </w:r>
     </w:p>
     <w:p>
@@ -21901,17 +20991,7 @@
           <w:szCs w:val="24"/>
           <w:lang w:val="ru-RU"/>
         </w:rPr>
-        <w:t>?</w:t>
-      </w:r>
-      <w:r>
-        <w:rPr>
-          <w:rFonts w:ascii="Times New Roman" w:hAnsi="Times New Roman" w:cs="Times New Roman"/>
-          <w:b/>
-          <w:sz w:val="24"/>
-          <w:szCs w:val="24"/>
-          <w:lang w:val="ru-RU"/>
-        </w:rPr>
-        <w:t xml:space="preserve"> Необмежений кеш результатів функції за її аргументами (</w:t>
+        <w:t>? Необмежений кеш результатів функції за її аргументами (</w:t>
       </w:r>
       <w:r>
         <w:rPr>
@@ -22016,17 +21096,7 @@
           <w:szCs w:val="24"/>
           <w:lang w:val="ru-RU"/>
         </w:rPr>
-        <w:t>?</w:t>
-      </w:r>
-      <w:r>
-        <w:rPr>
-          <w:rFonts w:ascii="Times New Roman" w:hAnsi="Times New Roman" w:cs="Times New Roman"/>
-          <w:b/>
-          <w:sz w:val="24"/>
-          <w:szCs w:val="24"/>
-          <w:lang w:val="ru-RU"/>
-        </w:rPr>
-        <w:t xml:space="preserve"> Кеш обмеженого розміру, що видаляє найменш нещодавно використані записи.</w:t>
+        <w:t>? Кеш обмеженого розміру, що видаляє найменш нещодавно використані записи.</w:t>
       </w:r>
     </w:p>
     <w:p>
@@ -22090,27 +21160,7 @@
           <w:szCs w:val="24"/>
           <w:lang w:val="ru-RU"/>
         </w:rPr>
-        <w:t>?</w:t>
-      </w:r>
-      <w:r>
-        <w:rPr>
-          <w:rFonts w:ascii="Times New Roman" w:hAnsi="Times New Roman" w:cs="Times New Roman"/>
-          <w:b/>
-          <w:sz w:val="24"/>
-          <w:szCs w:val="24"/>
-          <w:lang w:val="ru-RU"/>
-        </w:rPr>
-        <w:t xml:space="preserve"> Результат знайде</w:t>
-      </w:r>
-      <w:r>
-        <w:rPr>
-          <w:rFonts w:ascii="Times New Roman" w:hAnsi="Times New Roman" w:cs="Times New Roman"/>
-          <w:b/>
-          <w:sz w:val="24"/>
-          <w:szCs w:val="24"/>
-          <w:lang w:val="ru-RU"/>
-        </w:rPr>
-        <w:t>но в кеші без повторного обчислення.</w:t>
+        <w:t>? Результат знайдено в кеші без повторного обчислення.</w:t>
       </w:r>
     </w:p>
     <w:p>
@@ -22174,17 +21224,7 @@
           <w:szCs w:val="24"/>
           <w:lang w:val="ru-RU"/>
         </w:rPr>
-        <w:t>?</w:t>
-      </w:r>
-      <w:r>
-        <w:rPr>
-          <w:rFonts w:ascii="Times New Roman" w:hAnsi="Times New Roman" w:cs="Times New Roman"/>
-          <w:b/>
-          <w:sz w:val="24"/>
-          <w:szCs w:val="24"/>
-          <w:lang w:val="ru-RU"/>
-        </w:rPr>
-        <w:t xml:space="preserve"> Результату в кеші немає, виконується обчислення.</w:t>
+        <w:t>? Результату в кеші немає, виконується обчислення.</w:t>
       </w:r>
     </w:p>
     <w:p>
@@ -22248,17 +21288,7 @@
           <w:szCs w:val="24"/>
           <w:lang w:val="ru-RU"/>
         </w:rPr>
-        <w:t>?</w:t>
-      </w:r>
-      <w:r>
-        <w:rPr>
-          <w:rFonts w:ascii="Times New Roman" w:hAnsi="Times New Roman" w:cs="Times New Roman"/>
-          <w:b/>
-          <w:sz w:val="24"/>
-          <w:szCs w:val="24"/>
-          <w:lang w:val="ru-RU"/>
-        </w:rPr>
-        <w:t xml:space="preserve"> Скасування застарілих записів кешу після зміни даних (у проєкті — через </w:t>
+        <w:t xml:space="preserve">? Скасування застарілих записів кешу після зміни даних (у проєкті — через </w:t>
       </w:r>
       <w:r>
         <w:rPr>
@@ -22304,27 +21334,7 @@
           <w:szCs w:val="24"/>
           <w:lang w:val="ru-RU"/>
         </w:rPr>
-        <w:t>Коли кешування може бути не</w:t>
-      </w:r>
-      <w:r>
-        <w:rPr>
-          <w:rFonts w:ascii="Times New Roman" w:hAnsi="Times New Roman" w:cs="Times New Roman"/>
-          <w:b/>
-          <w:sz w:val="24"/>
-          <w:szCs w:val="24"/>
-          <w:lang w:val="ru-RU"/>
-        </w:rPr>
-        <w:t>безпечним?</w:t>
-      </w:r>
-      <w:r>
-        <w:rPr>
-          <w:rFonts w:ascii="Times New Roman" w:hAnsi="Times New Roman" w:cs="Times New Roman"/>
-          <w:b/>
-          <w:sz w:val="24"/>
-          <w:szCs w:val="24"/>
-          <w:lang w:val="ru-RU"/>
-        </w:rPr>
-        <w:t xml:space="preserve"> Коли дані змінюються без </w:t>
+        <w:t xml:space="preserve">Коли кешування може бути небезпечним? Коли дані змінюються без </w:t>
       </w:r>
       <w:r>
         <w:rPr>
@@ -22367,17 +21377,9 @@
           <w:sz w:val="24"/>
           <w:szCs w:val="24"/>
         </w:rPr>
-        <w:t>Як обчислюється speedup?</w:t>
-      </w:r>
-      <w:r>
-        <w:rPr>
-          <w:rFonts w:ascii="Times New Roman" w:hAnsi="Times New Roman" w:cs="Times New Roman"/>
-          <w:b/>
-          <w:sz w:val="24"/>
-          <w:szCs w:val="24"/>
-        </w:rPr>
-        <w:t xml:space="preserve"> </w:t>
-      </w:r>
+        <w:t xml:space="preserve">Як обчислюється speedup? </w:t>
+      </w:r>
+      <w:proofErr w:type="gramStart"/>
       <w:r>
         <w:rPr>
           <w:rStyle w:val="CodeChar"/>
@@ -22386,7 +21388,18 @@
           <w:sz w:val="24"/>
           <w:szCs w:val="24"/>
         </w:rPr>
-        <w:t>speedup = baseline time / optimized time</w:t>
+        <w:t>speedup</w:t>
+      </w:r>
+      <w:proofErr w:type="gramEnd"/>
+      <w:r>
+        <w:rPr>
+          <w:rStyle w:val="CodeChar"/>
+          <w:rFonts w:ascii="Times New Roman" w:hAnsi="Times New Roman" w:cs="Times New Roman"/>
+          <w:b/>
+          <w:sz w:val="24"/>
+          <w:szCs w:val="24"/>
+        </w:rPr>
+        <w:t xml:space="preserve"> = baseline time / optimized time</w:t>
       </w:r>
       <w:r>
         <w:rPr>
@@ -22419,25 +21432,7 @@
           <w:sz w:val="24"/>
           <w:szCs w:val="24"/>
         </w:rPr>
-        <w:t>Що означає speedup менше 1?</w:t>
-      </w:r>
-      <w:r>
-        <w:rPr>
-          <w:rFonts w:ascii="Times New Roman" w:hAnsi="Times New Roman" w:cs="Times New Roman"/>
-          <w:b/>
-          <w:sz w:val="24"/>
-          <w:szCs w:val="24"/>
-        </w:rPr>
-        <w:t xml:space="preserve"> Оптимізована версія повільніша з</w:t>
-      </w:r>
-      <w:r>
-        <w:rPr>
-          <w:rFonts w:ascii="Times New Roman" w:hAnsi="Times New Roman" w:cs="Times New Roman"/>
-          <w:b/>
-          <w:sz w:val="24"/>
-          <w:szCs w:val="24"/>
-        </w:rPr>
-        <w:t>а baseline.</w:t>
+        <w:t>Що означає speedup менше 1? Оптимізована версія повільніша за baseline.</w:t>
       </w:r>
     </w:p>
     <w:p>
@@ -22462,8 +21457,19 @@
           <w:sz w:val="24"/>
           <w:szCs w:val="24"/>
         </w:rPr>
-        <w:t>Чому threaded CPU-bound version може бути повільнішою?</w:t>
-      </w:r>
+        <w:t xml:space="preserve">Чому threaded CPU-bound version може бути </w:t>
+      </w:r>
+      <w:proofErr w:type="gramStart"/>
+      <w:r>
+        <w:rPr>
+          <w:rFonts w:ascii="Times New Roman" w:hAnsi="Times New Roman" w:cs="Times New Roman"/>
+          <w:b/>
+          <w:sz w:val="24"/>
+          <w:szCs w:val="24"/>
+        </w:rPr>
+        <w:t>повільнішою?</w:t>
+      </w:r>
+      <w:proofErr w:type="gramEnd"/>
       <w:r>
         <w:rPr>
           <w:rFonts w:ascii="Times New Roman" w:hAnsi="Times New Roman" w:cs="Times New Roman"/>
@@ -22602,27 +21608,7 @@
           <w:szCs w:val="24"/>
           <w:lang w:val="ru-RU"/>
         </w:rPr>
-        <w:t xml:space="preserve"> код?</w:t>
-      </w:r>
-      <w:r>
-        <w:rPr>
-          <w:rFonts w:ascii="Times New Roman" w:hAnsi="Times New Roman" w:cs="Times New Roman"/>
-          <w:b/>
-          <w:sz w:val="24"/>
-          <w:szCs w:val="24"/>
-          <w:lang w:val="ru-RU"/>
-        </w:rPr>
-        <w:t xml:space="preserve"> Кожен процес має власний інтерпре</w:t>
-      </w:r>
-      <w:r>
-        <w:rPr>
-          <w:rFonts w:ascii="Times New Roman" w:hAnsi="Times New Roman" w:cs="Times New Roman"/>
-          <w:b/>
-          <w:sz w:val="24"/>
-          <w:szCs w:val="24"/>
-          <w:lang w:val="ru-RU"/>
-        </w:rPr>
-        <w:t xml:space="preserve">татор і </w:t>
+        <w:t xml:space="preserve"> код? Кожен процес має власний інтерпретатор і </w:t>
       </w:r>
       <w:r>
         <w:rPr>
@@ -22705,17 +21691,7 @@
           <w:szCs w:val="24"/>
           <w:lang w:val="ru-RU"/>
         </w:rPr>
-        <w:t>?</w:t>
-      </w:r>
-      <w:r>
-        <w:rPr>
-          <w:rFonts w:ascii="Times New Roman" w:hAnsi="Times New Roman" w:cs="Times New Roman"/>
-          <w:b/>
-          <w:sz w:val="24"/>
-          <w:szCs w:val="24"/>
-          <w:lang w:val="ru-RU"/>
-        </w:rPr>
-        <w:t xml:space="preserve"> Швидка, але неправильна реалізація марна; потрібно переконатися, що результат збігається з </w:t>
+        <w:t xml:space="preserve">? Швидка, але неправильна реалізація марна; потрібно переконатися, що результат збігається з </w:t>
       </w:r>
       <w:r>
         <w:rPr>
@@ -22798,17 +21774,7 @@
           <w:szCs w:val="24"/>
           <w:lang w:val="ru-RU"/>
         </w:rPr>
-        <w:t>?</w:t>
-      </w:r>
-      <w:r>
-        <w:rPr>
-          <w:rFonts w:ascii="Times New Roman" w:hAnsi="Times New Roman" w:cs="Times New Roman"/>
-          <w:b/>
-          <w:sz w:val="24"/>
-          <w:szCs w:val="24"/>
-          <w:lang w:val="ru-RU"/>
-        </w:rPr>
-        <w:t xml:space="preserve"> Щоб знайти реальний </w:t>
+        <w:t xml:space="preserve">? Щоб знайти реальний </w:t>
       </w:r>
       <w:r>
         <w:rPr>
@@ -22868,17 +21834,29 @@
           <w:szCs w:val="24"/>
           <w:lang w:val="ru-RU"/>
         </w:rPr>
-        <w:t>У лабораторній роботі №9 проєкт «Система обліку книг» (варіант 2) було проаналізов</w:t>
-      </w:r>
-      <w:r>
-        <w:rPr>
-          <w:rFonts w:ascii="Times New Roman" w:hAnsi="Times New Roman" w:cs="Times New Roman"/>
-          <w:b/>
-          <w:sz w:val="24"/>
-          <w:szCs w:val="24"/>
-          <w:lang w:val="ru-RU"/>
-        </w:rPr>
-        <w:t xml:space="preserve">ано з погляду продуктивності. Для каталогу з [ ] книг створено </w:t>
+        <w:t xml:space="preserve">У лабораторній роботі №9 проєкт «Система обліку книг» (варіант 2) було проаналізовано з погляду продуктивності. Для каталогу з </w:t>
+      </w:r>
+      <w:proofErr w:type="gramStart"/>
+      <w:r>
+        <w:rPr>
+          <w:rFonts w:ascii="Times New Roman" w:hAnsi="Times New Roman" w:cs="Times New Roman"/>
+          <w:b/>
+          <w:sz w:val="24"/>
+          <w:szCs w:val="24"/>
+          <w:lang w:val="ru-RU"/>
+        </w:rPr>
+        <w:t>[ ]</w:t>
+      </w:r>
+      <w:proofErr w:type="gramEnd"/>
+      <w:r>
+        <w:rPr>
+          <w:rFonts w:ascii="Times New Roman" w:hAnsi="Times New Roman" w:cs="Times New Roman"/>
+          <w:b/>
+          <w:sz w:val="24"/>
+          <w:szCs w:val="24"/>
+          <w:lang w:val="ru-RU"/>
+        </w:rPr>
+        <w:t xml:space="preserve"> книг створено </w:t>
       </w:r>
       <w:r>
         <w:rPr>
@@ -23016,27 +21994,7 @@
           <w:szCs w:val="24"/>
           <w:lang w:val="ru-RU"/>
         </w:rPr>
-        <w:t xml:space="preserve"> — </w:t>
-      </w:r>
-      <w:r>
-        <w:rPr>
-          <w:rFonts w:ascii="Times New Roman" w:hAnsi="Times New Roman" w:cs="Times New Roman"/>
-          <w:b/>
-          <w:sz w:val="24"/>
-          <w:szCs w:val="24"/>
-          <w:lang w:val="ru-RU"/>
-        </w:rPr>
-        <w:t>[функція]</w:t>
-      </w:r>
-      <w:r>
-        <w:rPr>
-          <w:rFonts w:ascii="Times New Roman" w:hAnsi="Times New Roman" w:cs="Times New Roman"/>
-          <w:b/>
-          <w:sz w:val="24"/>
-          <w:szCs w:val="24"/>
-          <w:lang w:val="ru-RU"/>
-        </w:rPr>
-        <w:t xml:space="preserve"> ([</w:t>
+        <w:t xml:space="preserve"> — [функція] ([</w:t>
       </w:r>
       <w:r>
         <w:rPr>
@@ -23047,25 +22005,27 @@
         </w:rPr>
         <w:t>X</w:t>
       </w:r>
-      <w:r>
-        <w:rPr>
-          <w:rFonts w:ascii="Times New Roman" w:hAnsi="Times New Roman" w:cs="Times New Roman"/>
-          <w:b/>
-          <w:sz w:val="24"/>
-          <w:szCs w:val="24"/>
-          <w:lang w:val="ru-RU"/>
-        </w:rPr>
-        <w:t xml:space="preserve">]% часу), задача є </w:t>
-      </w:r>
-      <w:r>
-        <w:rPr>
-          <w:rFonts w:ascii="Times New Roman" w:hAnsi="Times New Roman" w:cs="Times New Roman"/>
-          <w:b/>
-          <w:sz w:val="24"/>
-          <w:szCs w:val="24"/>
-          <w:lang w:val="ru-RU"/>
-        </w:rPr>
-        <w:t>[</w:t>
+      <w:proofErr w:type="gramStart"/>
+      <w:r>
+        <w:rPr>
+          <w:rFonts w:ascii="Times New Roman" w:hAnsi="Times New Roman" w:cs="Times New Roman"/>
+          <w:b/>
+          <w:sz w:val="24"/>
+          <w:szCs w:val="24"/>
+          <w:lang w:val="ru-RU"/>
+        </w:rPr>
+        <w:t>]%</w:t>
+      </w:r>
+      <w:proofErr w:type="gramEnd"/>
+      <w:r>
+        <w:rPr>
+          <w:rFonts w:ascii="Times New Roman" w:hAnsi="Times New Roman" w:cs="Times New Roman"/>
+          <w:b/>
+          <w:sz w:val="24"/>
+          <w:szCs w:val="24"/>
+          <w:lang w:val="ru-RU"/>
+        </w:rPr>
+        <w:t xml:space="preserve"> часу), задача є [</w:t>
       </w:r>
       <w:r>
         <w:rPr>
@@ -23103,17 +22063,7 @@
           <w:szCs w:val="24"/>
           <w:lang w:val="ru-RU"/>
         </w:rPr>
-        <w:t>]</w:t>
-      </w:r>
-      <w:r>
-        <w:rPr>
-          <w:rFonts w:ascii="Times New Roman" w:hAnsi="Times New Roman" w:cs="Times New Roman"/>
-          <w:b/>
-          <w:sz w:val="24"/>
-          <w:szCs w:val="24"/>
-          <w:lang w:val="ru-RU"/>
-        </w:rPr>
-        <w:t>.</w:t>
+        <w:t>].</w:t>
       </w:r>
     </w:p>
     <w:p>
@@ -23123,6 +22073,7 @@
           <w:b/>
           <w:sz w:val="24"/>
           <w:szCs w:val="24"/>
+          <w:lang w:val="ru-RU"/>
         </w:rPr>
       </w:pPr>
       <w:r>
@@ -23133,7 +22084,172 @@
           <w:sz w:val="24"/>
           <w:szCs w:val="24"/>
         </w:rPr>
-        <w:t>Th</w:t>
+        <w:t>ThreadPoolExecutor</w:t>
+      </w:r>
+      <w:r>
+        <w:rPr>
+          <w:rFonts w:ascii="Times New Roman" w:hAnsi="Times New Roman" w:cs="Times New Roman"/>
+          <w:b/>
+          <w:sz w:val="24"/>
+          <w:szCs w:val="24"/>
+          <w:lang w:val="ru-RU"/>
+        </w:rPr>
+        <w:t xml:space="preserve"> для </w:t>
+      </w:r>
+      <w:r>
+        <w:rPr>
+          <w:rFonts w:ascii="Times New Roman" w:hAnsi="Times New Roman" w:cs="Times New Roman"/>
+          <w:b/>
+          <w:sz w:val="24"/>
+          <w:szCs w:val="24"/>
+        </w:rPr>
+        <w:t>CPU</w:t>
+      </w:r>
+      <w:r>
+        <w:rPr>
+          <w:rFonts w:ascii="Times New Roman" w:hAnsi="Times New Roman" w:cs="Times New Roman"/>
+          <w:b/>
+          <w:sz w:val="24"/>
+          <w:szCs w:val="24"/>
+          <w:lang w:val="ru-RU"/>
+        </w:rPr>
+        <w:t>-</w:t>
+      </w:r>
+      <w:r>
+        <w:rPr>
+          <w:rFonts w:ascii="Times New Roman" w:hAnsi="Times New Roman" w:cs="Times New Roman"/>
+          <w:b/>
+          <w:sz w:val="24"/>
+          <w:szCs w:val="24"/>
+        </w:rPr>
+        <w:t>bound</w:t>
+      </w:r>
+      <w:r>
+        <w:rPr>
+          <w:rFonts w:ascii="Times New Roman" w:hAnsi="Times New Roman" w:cs="Times New Roman"/>
+          <w:b/>
+          <w:sz w:val="24"/>
+          <w:szCs w:val="24"/>
+          <w:lang w:val="ru-RU"/>
+        </w:rPr>
+        <w:t xml:space="preserve"> версії дав </w:t>
+      </w:r>
+      <w:r>
+        <w:rPr>
+          <w:rFonts w:ascii="Times New Roman" w:hAnsi="Times New Roman" w:cs="Times New Roman"/>
+          <w:b/>
+          <w:sz w:val="24"/>
+          <w:szCs w:val="24"/>
+        </w:rPr>
+        <w:t>speedup</w:t>
+      </w:r>
+      <w:r>
+        <w:rPr>
+          <w:rFonts w:ascii="Times New Roman" w:hAnsi="Times New Roman" w:cs="Times New Roman"/>
+          <w:b/>
+          <w:sz w:val="24"/>
+          <w:szCs w:val="24"/>
+          <w:lang w:val="ru-RU"/>
+        </w:rPr>
+        <w:t xml:space="preserve"> [ </w:t>
+      </w:r>
+      <w:proofErr w:type="gramStart"/>
+      <w:r>
+        <w:rPr>
+          <w:rFonts w:ascii="Times New Roman" w:hAnsi="Times New Roman" w:cs="Times New Roman"/>
+          <w:b/>
+          <w:sz w:val="24"/>
+          <w:szCs w:val="24"/>
+          <w:lang w:val="ru-RU"/>
+        </w:rPr>
+        <w:t>]×</w:t>
+      </w:r>
+      <w:proofErr w:type="gramEnd"/>
+      <w:r>
+        <w:rPr>
+          <w:rFonts w:ascii="Times New Roman" w:hAnsi="Times New Roman" w:cs="Times New Roman"/>
+          <w:b/>
+          <w:sz w:val="24"/>
+          <w:szCs w:val="24"/>
+          <w:lang w:val="ru-RU"/>
+        </w:rPr>
+        <w:t xml:space="preserve"> ([пояснення через </w:t>
+      </w:r>
+      <w:r>
+        <w:rPr>
+          <w:rFonts w:ascii="Times New Roman" w:hAnsi="Times New Roman" w:cs="Times New Roman"/>
+          <w:b/>
+          <w:sz w:val="24"/>
+          <w:szCs w:val="24"/>
+        </w:rPr>
+        <w:t>GIL</w:t>
+      </w:r>
+      <w:r>
+        <w:rPr>
+          <w:rFonts w:ascii="Times New Roman" w:hAnsi="Times New Roman" w:cs="Times New Roman"/>
+          <w:b/>
+          <w:sz w:val="24"/>
+          <w:szCs w:val="24"/>
+          <w:lang w:val="ru-RU"/>
+        </w:rPr>
+        <w:t xml:space="preserve">]), тоді як для </w:t>
+      </w:r>
+      <w:r>
+        <w:rPr>
+          <w:rFonts w:ascii="Times New Roman" w:hAnsi="Times New Roman" w:cs="Times New Roman"/>
+          <w:b/>
+          <w:sz w:val="24"/>
+          <w:szCs w:val="24"/>
+        </w:rPr>
+        <w:t>I</w:t>
+      </w:r>
+      <w:r>
+        <w:rPr>
+          <w:rFonts w:ascii="Times New Roman" w:hAnsi="Times New Roman" w:cs="Times New Roman"/>
+          <w:b/>
+          <w:sz w:val="24"/>
+          <w:szCs w:val="24"/>
+          <w:lang w:val="ru-RU"/>
+        </w:rPr>
+        <w:t>/</w:t>
+      </w:r>
+      <w:r>
+        <w:rPr>
+          <w:rFonts w:ascii="Times New Roman" w:hAnsi="Times New Roman" w:cs="Times New Roman"/>
+          <w:b/>
+          <w:sz w:val="24"/>
+          <w:szCs w:val="24"/>
+        </w:rPr>
+        <w:t>O</w:t>
+      </w:r>
+      <w:r>
+        <w:rPr>
+          <w:rFonts w:ascii="Times New Roman" w:hAnsi="Times New Roman" w:cs="Times New Roman"/>
+          <w:b/>
+          <w:sz w:val="24"/>
+          <w:szCs w:val="24"/>
+          <w:lang w:val="ru-RU"/>
+        </w:rPr>
+        <w:t>-</w:t>
+      </w:r>
+      <w:r>
+        <w:rPr>
+          <w:rFonts w:ascii="Times New Roman" w:hAnsi="Times New Roman" w:cs="Times New Roman"/>
+          <w:b/>
+          <w:sz w:val="24"/>
+          <w:szCs w:val="24"/>
+        </w:rPr>
+        <w:t>bound</w:t>
+      </w:r>
+      <w:r>
+        <w:rPr>
+          <w:rFonts w:ascii="Times New Roman" w:hAnsi="Times New Roman" w:cs="Times New Roman"/>
+          <w:b/>
+          <w:sz w:val="24"/>
+          <w:szCs w:val="24"/>
+          <w:lang w:val="ru-RU"/>
+        </w:rPr>
+        <w:t xml:space="preserve"> читання файлів — [ ]×. </w:t>
       </w:r>
       <w:r>
         <w:rPr>
@@ -23143,55 +22259,17 @@
           <w:sz w:val="24"/>
           <w:szCs w:val="24"/>
         </w:rPr>
-        <w:t>readPoolExecutor</w:t>
-      </w:r>
-      <w:r>
-        <w:rPr>
-          <w:rFonts w:ascii="Times New Roman" w:hAnsi="Times New Roman" w:cs="Times New Roman"/>
-          <w:b/>
-          <w:sz w:val="24"/>
-          <w:szCs w:val="24"/>
-          <w:lang w:val="ru-RU"/>
-        </w:rPr>
-        <w:t xml:space="preserve"> для </w:t>
-      </w:r>
-      <w:r>
-        <w:rPr>
-          <w:rFonts w:ascii="Times New Roman" w:hAnsi="Times New Roman" w:cs="Times New Roman"/>
-          <w:b/>
-          <w:sz w:val="24"/>
-          <w:szCs w:val="24"/>
-        </w:rPr>
-        <w:t>CPU</w:t>
-      </w:r>
-      <w:r>
-        <w:rPr>
-          <w:rFonts w:ascii="Times New Roman" w:hAnsi="Times New Roman" w:cs="Times New Roman"/>
-          <w:b/>
-          <w:sz w:val="24"/>
-          <w:szCs w:val="24"/>
-          <w:lang w:val="ru-RU"/>
-        </w:rPr>
-        <w:t>-</w:t>
-      </w:r>
-      <w:r>
-        <w:rPr>
-          <w:rFonts w:ascii="Times New Roman" w:hAnsi="Times New Roman" w:cs="Times New Roman"/>
-          <w:b/>
-          <w:sz w:val="24"/>
-          <w:szCs w:val="24"/>
-        </w:rPr>
-        <w:t>bound</w:t>
-      </w:r>
-      <w:r>
-        <w:rPr>
-          <w:rFonts w:ascii="Times New Roman" w:hAnsi="Times New Roman" w:cs="Times New Roman"/>
-          <w:b/>
-          <w:sz w:val="24"/>
-          <w:szCs w:val="24"/>
-          <w:lang w:val="ru-RU"/>
-        </w:rPr>
-        <w:t xml:space="preserve"> версії дав </w:t>
+        <w:t>ProcessPoolExecutor</w:t>
+      </w:r>
+      <w:r>
+        <w:rPr>
+          <w:rFonts w:ascii="Times New Roman" w:hAnsi="Times New Roman" w:cs="Times New Roman"/>
+          <w:b/>
+          <w:sz w:val="24"/>
+          <w:szCs w:val="24"/>
+          <w:lang w:val="ru-RU"/>
+        </w:rPr>
+        <w:t xml:space="preserve"> забезпечив </w:t>
       </w:r>
       <w:r>
         <w:rPr>
@@ -23210,83 +22288,187 @@
           <w:szCs w:val="24"/>
           <w:lang w:val="ru-RU"/>
         </w:rPr>
-        <w:t xml:space="preserve"> [ ]× ([пояснення через </w:t>
-      </w:r>
-      <w:r>
-        <w:rPr>
-          <w:rFonts w:ascii="Times New Roman" w:hAnsi="Times New Roman" w:cs="Times New Roman"/>
-          <w:b/>
-          <w:sz w:val="24"/>
-          <w:szCs w:val="24"/>
-        </w:rPr>
-        <w:t>GIL</w:t>
-      </w:r>
-      <w:r>
-        <w:rPr>
-          <w:rFonts w:ascii="Times New Roman" w:hAnsi="Times New Roman" w:cs="Times New Roman"/>
-          <w:b/>
-          <w:sz w:val="24"/>
-          <w:szCs w:val="24"/>
-          <w:lang w:val="ru-RU"/>
-        </w:rPr>
-        <w:t xml:space="preserve">]), тоді як для </w:t>
-      </w:r>
-      <w:r>
-        <w:rPr>
-          <w:rFonts w:ascii="Times New Roman" w:hAnsi="Times New Roman" w:cs="Times New Roman"/>
-          <w:b/>
-          <w:sz w:val="24"/>
-          <w:szCs w:val="24"/>
-        </w:rPr>
-        <w:t>I</w:t>
-      </w:r>
-      <w:r>
-        <w:rPr>
-          <w:rFonts w:ascii="Times New Roman" w:hAnsi="Times New Roman" w:cs="Times New Roman"/>
-          <w:b/>
-          <w:sz w:val="24"/>
-          <w:szCs w:val="24"/>
-          <w:lang w:val="ru-RU"/>
-        </w:rPr>
-        <w:t>/</w:t>
-      </w:r>
-      <w:r>
-        <w:rPr>
-          <w:rFonts w:ascii="Times New Roman" w:hAnsi="Times New Roman" w:cs="Times New Roman"/>
-          <w:b/>
-          <w:sz w:val="24"/>
-          <w:szCs w:val="24"/>
-        </w:rPr>
-        <w:t>O</w:t>
-      </w:r>
-      <w:r>
-        <w:rPr>
-          <w:rFonts w:ascii="Times New Roman" w:hAnsi="Times New Roman" w:cs="Times New Roman"/>
-          <w:b/>
-          <w:sz w:val="24"/>
-          <w:szCs w:val="24"/>
-          <w:lang w:val="ru-RU"/>
-        </w:rPr>
-        <w:t>-</w:t>
-      </w:r>
-      <w:r>
-        <w:rPr>
-          <w:rFonts w:ascii="Times New Roman" w:hAnsi="Times New Roman" w:cs="Times New Roman"/>
-          <w:b/>
-          <w:sz w:val="24"/>
-          <w:szCs w:val="24"/>
-        </w:rPr>
-        <w:t>bound</w:t>
-      </w:r>
-      <w:r>
-        <w:rPr>
-          <w:rFonts w:ascii="Times New Roman" w:hAnsi="Times New Roman" w:cs="Times New Roman"/>
-          <w:b/>
-          <w:sz w:val="24"/>
-          <w:szCs w:val="24"/>
-          <w:lang w:val="ru-RU"/>
-        </w:rPr>
-        <w:t xml:space="preserve"> читання файлів — [ ]×. </w:t>
+        <w:t xml:space="preserve"> [ </w:t>
+      </w:r>
+      <w:proofErr w:type="gramStart"/>
+      <w:r>
+        <w:rPr>
+          <w:rFonts w:ascii="Times New Roman" w:hAnsi="Times New Roman" w:cs="Times New Roman"/>
+          <w:b/>
+          <w:sz w:val="24"/>
+          <w:szCs w:val="24"/>
+          <w:lang w:val="ru-RU"/>
+        </w:rPr>
+        <w:t>]×</w:t>
+      </w:r>
+      <w:proofErr w:type="gramEnd"/>
+      <w:r>
+        <w:rPr>
+          <w:rFonts w:ascii="Times New Roman" w:hAnsi="Times New Roman" w:cs="Times New Roman"/>
+          <w:b/>
+          <w:sz w:val="24"/>
+          <w:szCs w:val="24"/>
+          <w:lang w:val="ru-RU"/>
+        </w:rPr>
+        <w:t xml:space="preserve"> при [ ] </w:t>
+      </w:r>
+      <w:r>
+        <w:rPr>
+          <w:rFonts w:ascii="Times New Roman" w:hAnsi="Times New Roman" w:cs="Times New Roman"/>
+          <w:b/>
+          <w:sz w:val="24"/>
+          <w:szCs w:val="24"/>
+        </w:rPr>
+        <w:t>workers</w:t>
+      </w:r>
+      <w:r>
+        <w:rPr>
+          <w:rFonts w:ascii="Times New Roman" w:hAnsi="Times New Roman" w:cs="Times New Roman"/>
+          <w:b/>
+          <w:sz w:val="24"/>
+          <w:szCs w:val="24"/>
+          <w:lang w:val="ru-RU"/>
+        </w:rPr>
+        <w:t xml:space="preserve"> для набору [ ] книг. </w:t>
+      </w:r>
+      <w:r>
+        <w:rPr>
+          <w:rFonts w:ascii="Times New Roman" w:hAnsi="Times New Roman" w:cs="Times New Roman"/>
+          <w:b/>
+          <w:sz w:val="24"/>
+          <w:szCs w:val="24"/>
+        </w:rPr>
+        <w:t>NumPy</w:t>
+      </w:r>
+      <w:r>
+        <w:rPr>
+          <w:rFonts w:ascii="Times New Roman" w:hAnsi="Times New Roman" w:cs="Times New Roman"/>
+          <w:b/>
+          <w:sz w:val="24"/>
+          <w:szCs w:val="24"/>
+          <w:lang w:val="ru-RU"/>
+        </w:rPr>
+        <w:t xml:space="preserve">-векторизація дала до [ </w:t>
+      </w:r>
+      <w:proofErr w:type="gramStart"/>
+      <w:r>
+        <w:rPr>
+          <w:rFonts w:ascii="Times New Roman" w:hAnsi="Times New Roman" w:cs="Times New Roman"/>
+          <w:b/>
+          <w:sz w:val="24"/>
+          <w:szCs w:val="24"/>
+          <w:lang w:val="ru-RU"/>
+        </w:rPr>
+        <w:t>]×</w:t>
+      </w:r>
+      <w:proofErr w:type="gramEnd"/>
+      <w:r>
+        <w:rPr>
+          <w:rFonts w:ascii="Times New Roman" w:hAnsi="Times New Roman" w:cs="Times New Roman"/>
+          <w:b/>
+          <w:sz w:val="24"/>
+          <w:szCs w:val="24"/>
+          <w:lang w:val="ru-RU"/>
+        </w:rPr>
+        <w:t xml:space="preserve"> і виявилася найефективнішою для [операції]. </w:t>
+      </w:r>
+      <w:r>
+        <w:rPr>
+          <w:rFonts w:ascii="Times New Roman" w:hAnsi="Times New Roman" w:cs="Times New Roman"/>
+          <w:b/>
+          <w:sz w:val="24"/>
+          <w:szCs w:val="24"/>
+        </w:rPr>
+        <w:t>Caching</w:t>
+      </w:r>
+      <w:r>
+        <w:rPr>
+          <w:rFonts w:ascii="Times New Roman" w:hAnsi="Times New Roman" w:cs="Times New Roman"/>
+          <w:b/>
+          <w:sz w:val="24"/>
+          <w:szCs w:val="24"/>
+          <w:lang w:val="ru-RU"/>
+        </w:rPr>
+        <w:t xml:space="preserve"> статистики автора прискорив повторний виклик у [ </w:t>
+      </w:r>
+      <w:proofErr w:type="gramStart"/>
+      <w:r>
+        <w:rPr>
+          <w:rFonts w:ascii="Times New Roman" w:hAnsi="Times New Roman" w:cs="Times New Roman"/>
+          <w:b/>
+          <w:sz w:val="24"/>
+          <w:szCs w:val="24"/>
+          <w:lang w:val="ru-RU"/>
+        </w:rPr>
+        <w:t>]×</w:t>
+      </w:r>
+      <w:proofErr w:type="gramEnd"/>
+      <w:r>
+        <w:rPr>
+          <w:rFonts w:ascii="Times New Roman" w:hAnsi="Times New Roman" w:cs="Times New Roman"/>
+          <w:b/>
+          <w:sz w:val="24"/>
+          <w:szCs w:val="24"/>
+          <w:lang w:val="ru-RU"/>
+        </w:rPr>
+        <w:t xml:space="preserve"> з коректним </w:t>
+      </w:r>
+      <w:r>
+        <w:rPr>
+          <w:rFonts w:ascii="Times New Roman" w:hAnsi="Times New Roman" w:cs="Times New Roman"/>
+          <w:b/>
+          <w:sz w:val="24"/>
+          <w:szCs w:val="24"/>
+        </w:rPr>
+        <w:t>invalidation</w:t>
+      </w:r>
+      <w:r>
+        <w:rPr>
+          <w:rFonts w:ascii="Times New Roman" w:hAnsi="Times New Roman" w:cs="Times New Roman"/>
+          <w:b/>
+          <w:sz w:val="24"/>
+          <w:szCs w:val="24"/>
+          <w:lang w:val="ru-RU"/>
+        </w:rPr>
+        <w:t xml:space="preserve"> після зміни каталогу. </w:t>
+      </w:r>
+      <w:r>
+        <w:rPr>
+          <w:rFonts w:ascii="Times New Roman" w:hAnsi="Times New Roman" w:cs="Times New Roman"/>
+          <w:b/>
+          <w:sz w:val="24"/>
+          <w:szCs w:val="24"/>
+        </w:rPr>
+        <w:t>Race</w:t>
+      </w:r>
+      <w:r>
+        <w:rPr>
+          <w:rFonts w:ascii="Times New Roman" w:hAnsi="Times New Roman" w:cs="Times New Roman"/>
+          <w:b/>
+          <w:sz w:val="24"/>
+          <w:szCs w:val="24"/>
+          <w:lang w:val="ru-RU"/>
+        </w:rPr>
+        <w:t xml:space="preserve"> </w:t>
+      </w:r>
+      <w:r>
+        <w:rPr>
+          <w:rFonts w:ascii="Times New Roman" w:hAnsi="Times New Roman" w:cs="Times New Roman"/>
+          <w:b/>
+          <w:sz w:val="24"/>
+          <w:szCs w:val="24"/>
+        </w:rPr>
+        <w:t>condition</w:t>
+      </w:r>
+      <w:r>
+        <w:rPr>
+          <w:rFonts w:ascii="Times New Roman" w:hAnsi="Times New Roman" w:cs="Times New Roman"/>
+          <w:b/>
+          <w:sz w:val="24"/>
+          <w:szCs w:val="24"/>
+          <w:lang w:val="ru-RU"/>
+        </w:rPr>
+        <w:t xml:space="preserve"> продемонстровано та усунуто за допомогою </w:t>
       </w:r>
       <w:r>
         <w:rPr>
@@ -23296,140 +22478,6 @@
           <w:sz w:val="24"/>
           <w:szCs w:val="24"/>
         </w:rPr>
-        <w:t>ProcessPoolExecutor</w:t>
-      </w:r>
-      <w:r>
-        <w:rPr>
-          <w:rFonts w:ascii="Times New Roman" w:hAnsi="Times New Roman" w:cs="Times New Roman"/>
-          <w:b/>
-          <w:sz w:val="24"/>
-          <w:szCs w:val="24"/>
-          <w:lang w:val="ru-RU"/>
-        </w:rPr>
-        <w:t xml:space="preserve"> забезпечив </w:t>
-      </w:r>
-      <w:r>
-        <w:rPr>
-          <w:rFonts w:ascii="Times New Roman" w:hAnsi="Times New Roman" w:cs="Times New Roman"/>
-          <w:b/>
-          <w:sz w:val="24"/>
-          <w:szCs w:val="24"/>
-        </w:rPr>
-        <w:t>speedup</w:t>
-      </w:r>
-      <w:r>
-        <w:rPr>
-          <w:rFonts w:ascii="Times New Roman" w:hAnsi="Times New Roman" w:cs="Times New Roman"/>
-          <w:b/>
-          <w:sz w:val="24"/>
-          <w:szCs w:val="24"/>
-          <w:lang w:val="ru-RU"/>
-        </w:rPr>
-        <w:t xml:space="preserve"> [ ]× при [ ] </w:t>
-      </w:r>
-      <w:r>
-        <w:rPr>
-          <w:rFonts w:ascii="Times New Roman" w:hAnsi="Times New Roman" w:cs="Times New Roman"/>
-          <w:b/>
-          <w:sz w:val="24"/>
-          <w:szCs w:val="24"/>
-        </w:rPr>
-        <w:t>workers</w:t>
-      </w:r>
-      <w:r>
-        <w:rPr>
-          <w:rFonts w:ascii="Times New Roman" w:hAnsi="Times New Roman" w:cs="Times New Roman"/>
-          <w:b/>
-          <w:sz w:val="24"/>
-          <w:szCs w:val="24"/>
-          <w:lang w:val="ru-RU"/>
-        </w:rPr>
-        <w:t xml:space="preserve"> для набору [ ] книг. </w:t>
-      </w:r>
-      <w:r>
-        <w:rPr>
-          <w:rFonts w:ascii="Times New Roman" w:hAnsi="Times New Roman" w:cs="Times New Roman"/>
-          <w:b/>
-          <w:sz w:val="24"/>
-          <w:szCs w:val="24"/>
-        </w:rPr>
-        <w:t>NumPy</w:t>
-      </w:r>
-      <w:r>
-        <w:rPr>
-          <w:rFonts w:ascii="Times New Roman" w:hAnsi="Times New Roman" w:cs="Times New Roman"/>
-          <w:b/>
-          <w:sz w:val="24"/>
-          <w:szCs w:val="24"/>
-          <w:lang w:val="ru-RU"/>
-        </w:rPr>
-        <w:t>-векторизація дала до [ ]× і виявилася найефе</w:t>
-      </w:r>
-      <w:r>
-        <w:rPr>
-          <w:rFonts w:ascii="Times New Roman" w:hAnsi="Times New Roman" w:cs="Times New Roman"/>
-          <w:b/>
-          <w:sz w:val="24"/>
-          <w:szCs w:val="24"/>
-          <w:lang w:val="ru-RU"/>
-        </w:rPr>
-        <w:t xml:space="preserve">ктивнішою для [операції]. </w:t>
-      </w:r>
-      <w:r>
-        <w:rPr>
-          <w:rFonts w:ascii="Times New Roman" w:hAnsi="Times New Roman" w:cs="Times New Roman"/>
-          <w:b/>
-          <w:sz w:val="24"/>
-          <w:szCs w:val="24"/>
-        </w:rPr>
-        <w:t>Caching</w:t>
-      </w:r>
-      <w:r>
-        <w:rPr>
-          <w:rFonts w:ascii="Times New Roman" w:hAnsi="Times New Roman" w:cs="Times New Roman"/>
-          <w:b/>
-          <w:sz w:val="24"/>
-          <w:szCs w:val="24"/>
-          <w:lang w:val="ru-RU"/>
-        </w:rPr>
-        <w:t xml:space="preserve"> статистики автора прискорив повторний виклик у [ ]× з коректним </w:t>
-      </w:r>
-      <w:r>
-        <w:rPr>
-          <w:rFonts w:ascii="Times New Roman" w:hAnsi="Times New Roman" w:cs="Times New Roman"/>
-          <w:b/>
-          <w:sz w:val="24"/>
-          <w:szCs w:val="24"/>
-        </w:rPr>
-        <w:t>invalidation</w:t>
-      </w:r>
-      <w:r>
-        <w:rPr>
-          <w:rFonts w:ascii="Times New Roman" w:hAnsi="Times New Roman" w:cs="Times New Roman"/>
-          <w:b/>
-          <w:sz w:val="24"/>
-          <w:szCs w:val="24"/>
-          <w:lang w:val="ru-RU"/>
-        </w:rPr>
-        <w:t xml:space="preserve"> після зміни каталогу. </w:t>
-      </w:r>
-      <w:r>
-        <w:rPr>
-          <w:rFonts w:ascii="Times New Roman" w:hAnsi="Times New Roman" w:cs="Times New Roman"/>
-          <w:b/>
-          <w:sz w:val="24"/>
-          <w:szCs w:val="24"/>
-        </w:rPr>
-        <w:t xml:space="preserve">Race condition продемонстровано та усунуто за допомогою </w:t>
-      </w:r>
-      <w:r>
-        <w:rPr>
-          <w:rStyle w:val="CodeChar"/>
-          <w:rFonts w:ascii="Times New Roman" w:hAnsi="Times New Roman" w:cs="Times New Roman"/>
-          <w:b/>
-          <w:sz w:val="24"/>
-          <w:szCs w:val="24"/>
-        </w:rPr>
         <w:t>Lock</w:t>
       </w:r>
       <w:r>
@@ -23438,6 +22486,7 @@
           <w:b/>
           <w:sz w:val="24"/>
           <w:szCs w:val="24"/>
+          <w:lang w:val="ru-RU"/>
         </w:rPr>
         <w:t>.</w:t>
       </w:r>
@@ -23469,16 +22518,7 @@
           <w:sz w:val="24"/>
           <w:szCs w:val="24"/>
         </w:rPr>
-        <w:t>bottlene</w:t>
-      </w:r>
-      <w:r>
-        <w:rPr>
-          <w:rFonts w:ascii="Times New Roman" w:hAnsi="Times New Roman" w:cs="Times New Roman"/>
-          <w:b/>
-          <w:sz w:val="24"/>
-          <w:szCs w:val="24"/>
-        </w:rPr>
-        <w:t>ck</w:t>
+        <w:t>bottleneck</w:t>
       </w:r>
       <w:r>
         <w:rPr>
@@ -23499,7 +22539,6 @@
         </w:rPr>
         <w:t>Для production-версії проєкту доцільно залишити: [ваш вибір].</w:t>
       </w:r>
-      <w:bookmarkEnd w:id="0"/>
     </w:p>
     <w:sectPr>
       <w:pgSz w:w="12240" w:h="15840"/>
@@ -24195,7 +23234,6 @@
   <w:style w:type="character" w:default="1" w:styleId="a0">
     <w:name w:val="Default Paragraph Font"/>
     <w:uiPriority w:val="1"/>
-    <w:semiHidden/>
     <w:unhideWhenUsed/>
   </w:style>
   <w:style w:type="table" w:default="1" w:styleId="a1">
